--- a/05_Funcional/SPEC_3_La_Hora.docx
+++ b/05_Funcional/SPEC_3_La_Hora.docx
@@ -115,7 +115,7 @@
           <w:b w:val="0"/>
           <w:sz w:val="21"/>
         </w:rPr>
-        <w:t>la hora CADUCA, el ambar de la punta que la perdio, la reanudacion tras un corte de energia y las alarmas de</w:t>
+        <w:t>la hora CADUCA, el rojo fijo de la punta que la perdio, la reanudacion tras un corte de energia y las alarmas de</w:t>
       </w:r>
     </w:p>
     <w:p>
@@ -398,7 +398,7 @@
                 <w:b w:val="0"/>
                 <w:sz w:val="19"/>
               </w:rPr>
-              <w:t>: el cristal de reloj de la placa esta confirmado muerto en banco y su calendario queda anclado a enero por construccion (</w:t>
+              <w:t>: el cristal de reloj de la placa esta confirmado muerto en banco y no lleva calendario: del RTC solo se usa el contador (</w:t>
             </w:r>
             <w:r>
               <w:rPr>
@@ -420,6 +420,20 @@
                 <w:sz w:val="19"/>
               </w:rPr>
               <w:t>N-17</w:t>
+            </w:r>
+            <w:r>
+              <w:rPr>
+                <w:b w:val="0"/>
+                <w:sz w:val="19"/>
+              </w:rPr>
+              <w:t xml:space="preserve">, </w:t>
+            </w:r>
+            <w:r>
+              <w:rPr>
+                <w:rFonts w:ascii="Consolas" w:hAnsi="Consolas"/>
+                <w:sz w:val="19"/>
+              </w:rPr>
+              <w:t>N-172</w:t>
             </w:r>
             <w:r>
               <w:rPr>
@@ -2045,7 +2059,7 @@
           <w:b w:val="0"/>
           <w:sz w:val="21"/>
         </w:rPr>
-        <w:t>extremo rapido, o el Degradado caeria a ambar con el cable de siembra sano en cada cadencia.</w:t>
+        <w:t>extremo rapido, o el Degradado caeria a rojo fijo con el cable de siembra sano en cada cadencia.</w:t>
       </w:r>
     </w:p>
     <w:p>
@@ -2227,7 +2241,7 @@
           <w:b w:val="0"/>
           <w:sz w:val="21"/>
         </w:rPr>
-        <w:t>rendiria a ambar mientras la otra sigue dando verdes con una hora de la misma edad; el banco exige que</w:t>
+        <w:t>pasaria a rojo fijo mientras la otra sigue dando verdes con una hora de la misma edad; el banco exige que</w:t>
       </w:r>
     </w:p>
     <w:p>
@@ -2666,431 +2680,1494 @@
           <w:color w:val="003366"/>
           <w:sz w:val="26"/>
         </w:rPr>
-        <w:t>5. El ambar de la punta cuya hora caduco</w:t>
-      </w:r>
-    </w:p>
-    <w:p>
-      <w:pPr>
-        <w:spacing w:after="120"/>
-      </w:pPr>
-      <w:r>
-        <w:rPr>
-          <w:b/>
-          <w:sz w:val="21"/>
-        </w:rPr>
-        <w:t>La punta que pierde la hora fiable pasa a ambar intermitente, y cada punta decide por su cuenta</w:t>
-      </w:r>
-    </w:p>
-    <w:p>
-      <w:pPr>
-        <w:spacing w:after="120"/>
-      </w:pPr>
-      <w:r>
-        <w:rPr>
-          <w:b w:val="0"/>
-          <w:sz w:val="21"/>
-        </w:rPr>
-        <w:t>(</w:t>
+        <w:t>5. El rojo fijo de la punta cuya hora caduco (</w:t>
       </w:r>
       <w:r>
         <w:rPr>
           <w:rFonts w:ascii="Consolas" w:hAnsi="Consolas"/>
-          <w:sz w:val="21"/>
-        </w:rPr>
-        <w:t>D-21</w:t>
-      </w:r>
-      <w:r>
-        <w:rPr>
-          <w:b w:val="0"/>
-          <w:sz w:val="21"/>
-        </w:rPr>
-        <w:t xml:space="preserve"> (1)) — en Degradado no hay radio, asi que no se puede ordenar «ambar en las dos». Que las dos</w:t>
-      </w:r>
-    </w:p>
-    <w:p>
-      <w:pPr>
-        <w:spacing w:after="120"/>
-      </w:pPr>
-      <w:r>
-        <w:rPr>
-          <w:b w:val="0"/>
-          <w:sz w:val="21"/>
-        </w:rPr>
-        <w:t xml:space="preserve">coincidan solo pasa si las dos pierden la hora; la asimetria que queda es el </w:t>
-      </w:r>
-      <w:r>
-        <w:rPr>
-          <w:rFonts w:ascii="Consolas" w:hAnsi="Consolas"/>
-          <w:sz w:val="21"/>
-        </w:rPr>
-        <w:t>Riesgo 2</w:t>
-      </w:r>
-      <w:r>
-        <w:rPr>
-          <w:b w:val="0"/>
-          <w:sz w:val="21"/>
-        </w:rPr>
-        <w:t xml:space="preserve"> del Degradado,</w:t>
-      </w:r>
-    </w:p>
-    <w:p>
-      <w:pPr>
-        <w:spacing w:after="120"/>
-      </w:pPr>
-      <w:r>
-        <w:rPr>
-          <w:b w:val="0"/>
-          <w:sz w:val="21"/>
-        </w:rPr>
-        <w:t xml:space="preserve">aceptado desde el 01/08 y </w:t>
-      </w:r>
-      <w:r>
-        <w:rPr>
-          <w:b/>
-          <w:sz w:val="21"/>
-        </w:rPr>
-        <w:t>sin solucion tecnica sin radio</w:t>
-      </w:r>
-      <w:r>
-        <w:rPr>
-          <w:b w:val="0"/>
-          <w:sz w:val="21"/>
-        </w:rPr>
-        <w:t>.</w:t>
-      </w:r>
-    </w:p>
-    <w:p>
-      <w:pPr>
-        <w:spacing w:after="120"/>
-      </w:pPr>
-      <w:r>
-        <w:rPr>
-          <w:b/>
-          <w:sz w:val="21"/>
-        </w:rPr>
-        <w:t>En la PUERTA de entrada</w:t>
-      </w:r>
-      <w:r>
-        <w:rPr>
-          <w:b w:val="0"/>
-          <w:sz w:val="21"/>
-        </w:rPr>
-        <w:t xml:space="preserve"> las dos puntas preguntan si la hora </w:t>
-      </w:r>
-      <w:r>
-        <w:rPr>
-          <w:b/>
-          <w:sz w:val="21"/>
-        </w:rPr>
-        <w:t>puede decidir una luz</w:t>
-      </w:r>
-      <w:r>
-        <w:rPr>
-          <w:b w:val="0"/>
-          <w:sz w:val="21"/>
-        </w:rPr>
-        <w:t>, no si la hay</w:t>
-      </w:r>
-    </w:p>
-    <w:p>
-      <w:pPr>
-        <w:spacing w:after="120"/>
-      </w:pPr>
-      <w:r>
-        <w:rPr>
-          <w:b w:val="0"/>
-          <w:sz w:val="21"/>
-        </w:rPr>
-        <w:t>(</w:t>
-      </w:r>
-      <w:r>
-        <w:rPr>
-          <w:rFonts w:ascii="Consolas" w:hAnsi="Consolas"/>
-          <w:sz w:val="21"/>
-        </w:rPr>
-        <w:t>reloj_horaFiable()</w:t>
-      </w:r>
-      <w:r>
-        <w:rPr>
-          <w:b w:val="0"/>
-          <w:sz w:val="21"/>
-        </w:rPr>
-        <w:t xml:space="preserve"> y no </w:t>
-      </w:r>
-      <w:r>
-        <w:rPr>
-          <w:rFonts w:ascii="Consolas" w:hAnsi="Consolas"/>
-          <w:sz w:val="21"/>
-        </w:rPr>
-        <w:t>reloj_enHora()</w:t>
-      </w:r>
-      <w:r>
-        <w:rPr>
-          <w:b w:val="0"/>
-          <w:sz w:val="21"/>
-        </w:rPr>
-        <w:t>), y cada una tiene su motivo de rechazo. Con la puerta mirando</w:t>
-      </w:r>
-    </w:p>
-    <w:p>
-      <w:pPr>
-        <w:spacing w:after="120"/>
-      </w:pPr>
-      <w:r>
-        <w:rPr>
-          <w:b w:val="0"/>
-          <w:sz w:val="21"/>
-        </w:rPr>
-        <w:t>solo «¿hay hora?», un equipo con la siembra caducada entraba, el telefono recibia su acuse y la primera</w:t>
-      </w:r>
-    </w:p>
-    <w:p>
-      <w:pPr>
-        <w:spacing w:after="120"/>
-      </w:pPr>
-      <w:r>
-        <w:rPr>
-          <w:b w:val="0"/>
-          <w:sz w:val="21"/>
-        </w:rPr>
-        <w:t xml:space="preserve">vuelta del bucle lo mandaba a ambar: </w:t>
-      </w:r>
-      <w:r>
-        <w:rPr>
-          <w:b/>
-          <w:sz w:val="21"/>
-        </w:rPr>
-        <w:t>un «si» a una orden que no se iba a cumplir</w:t>
-      </w:r>
-      <w:r>
-        <w:rPr>
-          <w:b w:val="0"/>
-          <w:sz w:val="21"/>
-        </w:rPr>
-        <w:t xml:space="preserve"> (</w:t>
-      </w:r>
-      <w:r>
-        <w:rPr>
-          <w:rFonts w:ascii="Consolas" w:hAnsi="Consolas"/>
-          <w:sz w:val="21"/>
-        </w:rPr>
-        <w:t>CLAUDE.md</w:t>
-      </w:r>
-      <w:r>
-        <w:rPr>
-          <w:b w:val="0"/>
-          <w:sz w:val="21"/>
-        </w:rPr>
-        <w:t xml:space="preserve"> §2).</w:t>
-      </w:r>
-    </w:p>
-    <w:p>
-      <w:pPr>
-        <w:spacing w:after="120"/>
-      </w:pPr>
-      <w:r>
-        <w:rPr>
-          <w:b/>
-          <w:sz w:val="21"/>
-        </w:rPr>
-        <w:t>En el BUCLE las dos puntas NO hacen la misma linea</w:t>
-      </w:r>
-      <w:r>
-        <w:rPr>
-          <w:b w:val="0"/>
-          <w:sz w:val="21"/>
-        </w:rPr>
-        <w:t xml:space="preserve"> —el Maestro va a ambar directo y en rojo; el Esclavo</w:t>
-      </w:r>
-    </w:p>
-    <w:p>
-      <w:pPr>
-        <w:spacing w:after="120"/>
-      </w:pPr>
-      <w:r>
-        <w:rPr>
-          <w:b w:val="0"/>
-          <w:sz w:val="21"/>
-        </w:rPr>
-        <w:t>se RINDE por todo-rojo y queda en su estado de rendido—, **y es lo correcto: el motivo entero esta en</w:t>
-      </w:r>
-    </w:p>
-    <w:p>
-      <w:pPr>
-        <w:spacing w:after="120"/>
-      </w:pPr>
-      <w:r>
-        <w:rPr>
-          <w:b w:val="0"/>
-          <w:sz w:val="21"/>
-        </w:rPr>
-        <w:t>SPEC 2 §7.**</w:t>
-      </w:r>
-    </w:p>
-    <w:p>
-      <w:pPr>
-        <w:spacing w:after="120"/>
-      </w:pPr>
-      <w:r>
-        <w:rPr>
-          <w:b/>
-          <w:sz w:val="21"/>
-        </w:rPr>
-        <w:t>No se vuelve solo.</w:t>
-      </w:r>
-      <w:r>
-        <w:rPr>
-          <w:b w:val="0"/>
-          <w:sz w:val="21"/>
-        </w:rPr>
-        <w:t xml:space="preserve"> De ese ambar se sale </w:t>
-      </w:r>
-      <w:r>
-        <w:rPr>
-          <w:b/>
-          <w:sz w:val="21"/>
-        </w:rPr>
-        <w:t>por una orden del operario</w:t>
-      </w:r>
-      <w:r>
-        <w:rPr>
-          <w:b w:val="0"/>
-          <w:sz w:val="21"/>
-        </w:rPr>
-        <w:t>: una siembra fresca no devuelve el modo.</w:t>
-      </w:r>
-    </w:p>
-    <w:p>
-      <w:pPr>
-        <w:spacing w:after="120"/>
-      </w:pPr>
-      <w:r>
-        <w:rPr>
-          <w:b/>
-          <w:sz w:val="21"/>
-        </w:rPr>
-        <w:t>El salto de hora pasa por ROJO</w:t>
-      </w:r>
-      <w:r>
-        <w:rPr>
-          <w:b w:val="0"/>
-          <w:sz w:val="21"/>
-        </w:rPr>
-        <w:t xml:space="preserve"> (</w:t>
-      </w:r>
-      <w:r>
-        <w:rPr>
-          <w:rFonts w:ascii="Consolas" w:hAnsi="Consolas"/>
-          <w:sz w:val="21"/>
-        </w:rPr>
-        <w:t>D-26</w:t>
-      </w:r>
-      <w:r>
-        <w:rPr>
-          <w:b w:val="0"/>
-          <w:sz w:val="21"/>
-        </w:rPr>
-        <w:t xml:space="preserve"> (4)). Cada siembra mueve la fase de golpe lo que el oscilador</w:t>
-      </w:r>
-    </w:p>
-    <w:p>
-      <w:pPr>
-        <w:spacing w:after="120"/>
-      </w:pPr>
-      <w:r>
-        <w:rPr>
-          <w:b w:val="0"/>
-          <w:sz w:val="21"/>
-        </w:rPr>
-        <w:t xml:space="preserve">derivo. El umbral </w:t>
-      </w:r>
-      <w:r>
-        <w:rPr>
-          <w:b/>
-          <w:sz w:val="21"/>
-        </w:rPr>
-        <w:t>no se escogio: se deriva del despeje</w:t>
-      </w:r>
-      <w:r>
-        <w:rPr>
-          <w:b w:val="0"/>
-          <w:sz w:val="21"/>
-        </w:rPr>
-        <w:t xml:space="preserve"> —es el rojo que separa los dos verdes, menos un</w:t>
-      </w:r>
-    </w:p>
-    <w:p>
-      <w:pPr>
-        <w:spacing w:after="120"/>
-      </w:pPr>
-      <w:r>
-        <w:rPr>
-          <w:b w:val="0"/>
-          <w:sz w:val="21"/>
-        </w:rPr>
-        <w:t>segundo por el truncado (</w:t>
-      </w:r>
-      <w:r>
-        <w:rPr>
-          <w:rFonts w:ascii="Consolas" w:hAnsi="Consolas"/>
-          <w:sz w:val="21"/>
-        </w:rPr>
-        <w:t>SALTO_SIN_ROJO_MAX_S</w:t>
-      </w:r>
-      <w:r>
-        <w:rPr>
-          <w:b w:val="0"/>
-          <w:sz w:val="21"/>
-        </w:rPr>
-        <w:t>)—. Un salto mayor devuelve a la entrada en rojo **en la</w:t>
-      </w:r>
-    </w:p>
-    <w:p>
-      <w:pPr>
-        <w:spacing w:after="120"/>
-      </w:pPr>
-      <w:r>
-        <w:rPr>
-          <w:b w:val="0"/>
-          <w:sz w:val="21"/>
-        </w:rPr>
-        <w:t>misma vuelta**, antes de decidir ninguna luz, y lo publica en el diario. Un salto menor se aplica directo:</w:t>
-      </w:r>
-    </w:p>
-    <w:p>
-      <w:pPr>
-        <w:spacing w:after="120"/>
-      </w:pPr>
-      <w:r>
-        <w:rPr>
-          <w:b w:val="0"/>
-          <w:sz w:val="21"/>
-        </w:rPr>
-        <w:t>es la correccion normal de la deriva y el despeje la absorbe. **Que una siembra NORMAL quede por debajo</w:t>
-      </w:r>
-    </w:p>
-    <w:p>
-      <w:pPr>
-        <w:spacing w:after="120"/>
-      </w:pPr>
-      <w:r>
-        <w:rPr>
-          <w:b w:val="0"/>
-          <w:sz w:val="21"/>
-        </w:rPr>
-        <w:t>del umbral lo comprueba el compilador** — sin eso, el cruce pararia en cada cadencia.</w:t>
-      </w:r>
-    </w:p>
-    <w:p>
-      <w:pPr>
-        <w:spacing w:before="280" w:after="120"/>
-      </w:pPr>
+          <w:color w:val="003366"/>
+          <w:sz w:val="26"/>
+        </w:rPr>
+        <w:t>D-38</w:t>
+      </w:r>
       <w:r>
         <w:rPr>
           <w:b/>
           <w:color w:val="003366"/>
           <w:sz w:val="26"/>
         </w:rPr>
+        <w:t>, construido; sin banco)</w:t>
+      </w:r>
+    </w:p>
+    <w:p>
+      <w:pPr>
+        <w:spacing w:after="120"/>
+      </w:pPr>
+      <w:r>
+        <w:rPr>
+          <w:b/>
+          <w:sz w:val="21"/>
+        </w:rPr>
+        <w:t>La punta que pierde la hora fiable pasa a ROJO FIJO, y cada punta decide por su cuenta</w:t>
+      </w:r>
+      <w:r>
+        <w:rPr>
+          <w:b w:val="0"/>
+          <w:sz w:val="21"/>
+        </w:rPr>
+        <w:t xml:space="preserve"> (</w:t>
+      </w:r>
+      <w:r>
+        <w:rPr>
+          <w:rFonts w:ascii="Consolas" w:hAnsi="Consolas"/>
+          <w:sz w:val="21"/>
+        </w:rPr>
+        <w:t>D-38</w:t>
+      </w:r>
+      <w:r>
+        <w:rPr>
+          <w:b w:val="0"/>
+          <w:sz w:val="21"/>
+        </w:rPr>
+        <w:t>, que</w:t>
+      </w:r>
+    </w:p>
+    <w:p>
+      <w:pPr>
+        <w:spacing w:after="120"/>
+      </w:pPr>
+      <w:r>
+        <w:rPr>
+          <w:b w:val="0"/>
+          <w:sz w:val="21"/>
+        </w:rPr>
+        <w:t xml:space="preserve">sustituye dentro del Degradado al ambar de </w:t>
+      </w:r>
+      <w:r>
+        <w:rPr>
+          <w:rFonts w:ascii="Consolas" w:hAnsi="Consolas"/>
+          <w:sz w:val="21"/>
+        </w:rPr>
+        <w:t>D-21</w:t>
+      </w:r>
+      <w:r>
+        <w:rPr>
+          <w:b w:val="0"/>
+          <w:sz w:val="21"/>
+        </w:rPr>
+        <w:t xml:space="preserve"> (1)) — en Degradado no hay radio, asi que no se puede</w:t>
+      </w:r>
+    </w:p>
+    <w:p>
+      <w:pPr>
+        <w:spacing w:after="120"/>
+      </w:pPr>
+      <w:r>
+        <w:rPr>
+          <w:b w:val="0"/>
+          <w:sz w:val="21"/>
+        </w:rPr>
+        <w:t xml:space="preserve">ordenar nada a la otra: sigue alternando por reloj. </w:t>
+      </w:r>
+      <w:r>
+        <w:rPr>
+          <w:b/>
+          <w:sz w:val="21"/>
+        </w:rPr>
+        <w:t>Peor caso, verde contra rojo:</w:t>
+      </w:r>
+      <w:r>
+        <w:rPr>
+          <w:b w:val="0"/>
+          <w:sz w:val="21"/>
+        </w:rPr>
+        <w:t xml:space="preserve"> ese sentido queda</w:t>
+      </w:r>
+    </w:p>
+    <w:p>
+      <w:pPr>
+        <w:spacing w:after="120"/>
+      </w:pPr>
+      <w:r>
+        <w:rPr>
+          <w:b w:val="0"/>
+          <w:sz w:val="21"/>
+        </w:rPr>
+        <w:t>cerrado hasta que llegue alguien; el ambar daba verde contra ambar. Que las dos coincidan solo pasa si</w:t>
+      </w:r>
+    </w:p>
+    <w:p>
+      <w:pPr>
+        <w:spacing w:after="120"/>
+      </w:pPr>
+      <w:r>
+        <w:rPr>
+          <w:b w:val="0"/>
+          <w:sz w:val="21"/>
+        </w:rPr>
+        <w:t>las dos pierden la hora.</w:t>
+      </w:r>
+    </w:p>
+    <w:p>
+      <w:pPr>
+        <w:spacing w:after="120"/>
+      </w:pPr>
+      <w:r>
+        <w:rPr>
+          <w:b/>
+          <w:sz w:val="21"/>
+        </w:rPr>
+        <w:t>En la PUERTA de entrada</w:t>
+      </w:r>
+      <w:r>
+        <w:rPr>
+          <w:b w:val="0"/>
+          <w:sz w:val="21"/>
+        </w:rPr>
+        <w:t xml:space="preserve"> las dos puntas preguntan si la hora </w:t>
+      </w:r>
+      <w:r>
+        <w:rPr>
+          <w:b/>
+          <w:sz w:val="21"/>
+        </w:rPr>
+        <w:t>puede decidir una luz</w:t>
+      </w:r>
+      <w:r>
+        <w:rPr>
+          <w:b w:val="0"/>
+          <w:sz w:val="21"/>
+        </w:rPr>
+        <w:t>, no si la hay</w:t>
+      </w:r>
+    </w:p>
+    <w:p>
+      <w:pPr>
+        <w:spacing w:after="120"/>
+      </w:pPr>
+      <w:r>
+        <w:rPr>
+          <w:b w:val="0"/>
+          <w:sz w:val="21"/>
+        </w:rPr>
+        <w:t>(</w:t>
+      </w:r>
+      <w:r>
+        <w:rPr>
+          <w:rFonts w:ascii="Consolas" w:hAnsi="Consolas"/>
+          <w:sz w:val="21"/>
+        </w:rPr>
+        <w:t>reloj_horaFiable()</w:t>
+      </w:r>
+      <w:r>
+        <w:rPr>
+          <w:b w:val="0"/>
+          <w:sz w:val="21"/>
+        </w:rPr>
+        <w:t xml:space="preserve"> y no </w:t>
+      </w:r>
+      <w:r>
+        <w:rPr>
+          <w:rFonts w:ascii="Consolas" w:hAnsi="Consolas"/>
+          <w:sz w:val="21"/>
+        </w:rPr>
+        <w:t>reloj_enHora()</w:t>
+      </w:r>
+      <w:r>
+        <w:rPr>
+          <w:b w:val="0"/>
+          <w:sz w:val="21"/>
+        </w:rPr>
+        <w:t>), y cada una tiene su motivo de rechazo. Con la puerta mirando</w:t>
+      </w:r>
+    </w:p>
+    <w:p>
+      <w:pPr>
+        <w:spacing w:after="120"/>
+      </w:pPr>
+      <w:r>
+        <w:rPr>
+          <w:b w:val="0"/>
+          <w:sz w:val="21"/>
+        </w:rPr>
+        <w:t>solo «¿hay hora?», un equipo con la siembra caducada entraba, el telefono recibia su acuse y la primera</w:t>
+      </w:r>
+    </w:p>
+    <w:p>
+      <w:pPr>
+        <w:spacing w:after="120"/>
+      </w:pPr>
+      <w:r>
+        <w:rPr>
+          <w:b w:val="0"/>
+          <w:sz w:val="21"/>
+        </w:rPr>
+        <w:t xml:space="preserve">vuelta del bucle lo mandaba a ambar: </w:t>
+      </w:r>
+      <w:r>
+        <w:rPr>
+          <w:b/>
+          <w:sz w:val="21"/>
+        </w:rPr>
+        <w:t>un «si» a una orden que no se iba a cumplir</w:t>
+      </w:r>
+      <w:r>
+        <w:rPr>
+          <w:b w:val="0"/>
+          <w:sz w:val="21"/>
+        </w:rPr>
+        <w:t xml:space="preserve"> (</w:t>
+      </w:r>
+      <w:r>
+        <w:rPr>
+          <w:rFonts w:ascii="Consolas" w:hAnsi="Consolas"/>
+          <w:sz w:val="21"/>
+        </w:rPr>
+        <w:t>CLAUDE.md</w:t>
+      </w:r>
+      <w:r>
+        <w:rPr>
+          <w:b w:val="0"/>
+          <w:sz w:val="21"/>
+        </w:rPr>
+        <w:t xml:space="preserve"> §2).</w:t>
+      </w:r>
+    </w:p>
+    <w:p>
+      <w:pPr>
+        <w:spacing w:after="120"/>
+      </w:pPr>
+      <w:r>
+        <w:rPr>
+          <w:b/>
+          <w:sz w:val="21"/>
+        </w:rPr>
+        <w:t>En el BUCLE las dos puntas hacen lo mismo:</w:t>
+      </w:r>
+      <w:r>
+        <w:rPr>
+          <w:b w:val="0"/>
+          <w:sz w:val="21"/>
+        </w:rPr>
+        <w:t xml:space="preserve"> con </w:t>
+      </w:r>
+      <w:r>
+        <w:rPr>
+          <w:rFonts w:ascii="Consolas" w:hAnsi="Consolas"/>
+          <w:sz w:val="21"/>
+        </w:rPr>
+        <w:t>reloj_horaFiable()</w:t>
+      </w:r>
+      <w:r>
+        <w:rPr>
+          <w:b w:val="0"/>
+          <w:sz w:val="21"/>
+        </w:rPr>
+        <w:t xml:space="preserve"> falso en la entrada o en marcha,</w:t>
+      </w:r>
+    </w:p>
+    <w:p>
+      <w:pPr>
+        <w:spacing w:after="120"/>
+      </w:pPr>
+      <w:r>
+        <w:rPr>
+          <w:rFonts w:ascii="Consolas" w:hAnsi="Consolas"/>
+          <w:sz w:val="21"/>
+        </w:rPr>
+        <w:t>irARojoSinHora()</w:t>
+      </w:r>
+      <w:r>
+        <w:rPr>
+          <w:b w:val="0"/>
+          <w:sz w:val="21"/>
+        </w:rPr>
+        <w:t xml:space="preserve"> (en los dos </w:t>
+      </w:r>
+      <w:r>
+        <w:rPr>
+          <w:rFonts w:ascii="Consolas" w:hAnsi="Consolas"/>
+          <w:sz w:val="21"/>
+        </w:rPr>
+        <w:t>modo_degradado.cpp</w:t>
+      </w:r>
+      <w:r>
+        <w:rPr>
+          <w:b w:val="0"/>
+          <w:sz w:val="21"/>
+        </w:rPr>
+        <w:t>) fuerza el rojo, baja el permiso de la pila y anota la</w:t>
+      </w:r>
+    </w:p>
+    <w:p>
+      <w:pPr>
+        <w:spacing w:after="120"/>
+      </w:pPr>
+      <w:r>
+        <w:rPr>
+          <w:b w:val="0"/>
+          <w:sz w:val="21"/>
+        </w:rPr>
+        <w:t xml:space="preserve">rendicion —asi </w:t>
+      </w:r>
+      <w:r>
+        <w:rPr>
+          <w:b/>
+          <w:sz w:val="21"/>
+        </w:rPr>
+        <w:t>ni reanuda tras un corte ni reentra sola</w:t>
+      </w:r>
+      <w:r>
+        <w:rPr>
+          <w:b w:val="0"/>
+          <w:sz w:val="21"/>
+        </w:rPr>
+        <w:t xml:space="preserve">— y deja el modo en </w:t>
+      </w:r>
+      <w:r>
+        <w:rPr>
+          <w:rFonts w:ascii="Consolas" w:hAnsi="Consolas"/>
+          <w:sz w:val="21"/>
+        </w:rPr>
+        <w:t>DEG_ROJO_SIN_HORA</w:t>
+      </w:r>
+      <w:r>
+        <w:rPr>
+          <w:b w:val="0"/>
+          <w:sz w:val="21"/>
+        </w:rPr>
+        <w:t>, que</w:t>
+      </w:r>
+    </w:p>
+    <w:p>
+      <w:pPr>
+        <w:spacing w:after="120"/>
+      </w:pPr>
+      <w:r>
+        <w:rPr>
+          <w:b w:val="0"/>
+          <w:sz w:val="21"/>
+        </w:rPr>
+        <w:t xml:space="preserve">sostiene el rojo en cada vuelta. En el Esclavo ese estado </w:t>
+      </w:r>
+      <w:r>
+        <w:rPr>
+          <w:b/>
+          <w:sz w:val="21"/>
+        </w:rPr>
+        <w:t>sigue gobernando la luz</w:t>
+      </w:r>
+      <w:r>
+        <w:rPr>
+          <w:b w:val="0"/>
+          <w:sz w:val="21"/>
+        </w:rPr>
+        <w:t>, para que la orfandad</w:t>
+      </w:r>
+    </w:p>
+    <w:p>
+      <w:pPr>
+        <w:spacing w:after="120"/>
+      </w:pPr>
+      <w:r>
+        <w:rPr>
+          <w:b w:val="0"/>
+          <w:sz w:val="21"/>
+        </w:rPr>
+        <w:t xml:space="preserve">no lo lleve a ambar, y el </w:t>
+      </w:r>
+      <w:r>
+        <w:rPr>
+          <w:rFonts w:ascii="Consolas" w:hAnsi="Consolas"/>
+          <w:sz w:val="21"/>
+        </w:rPr>
+        <w:t>STATUS</w:t>
+      </w:r>
+      <w:r>
+        <w:rPr>
+          <w:b w:val="0"/>
+          <w:sz w:val="21"/>
+        </w:rPr>
+        <w:t xml:space="preserve"> dice </w:t>
+      </w:r>
+      <w:r>
+        <w:rPr>
+          <w:rFonts w:ascii="Consolas" w:hAnsi="Consolas"/>
+          <w:sz w:val="21"/>
+        </w:rPr>
+        <w:t>MODO:DEGRADADO</w:t>
+      </w:r>
+      <w:r>
+        <w:rPr>
+          <w:b w:val="0"/>
+          <w:sz w:val="21"/>
+        </w:rPr>
+        <w:t>. Publica `ALARM ...EVENTO:DEGRADADO,</w:t>
+      </w:r>
+    </w:p>
+    <w:p>
+      <w:pPr>
+        <w:spacing w:after="120"/>
+      </w:pPr>
+      <w:r>
+        <w:rPr>
+          <w:b w:val="0"/>
+          <w:sz w:val="21"/>
+        </w:rPr>
+        <w:t>CAUSA:ROJO_SIN_HORA,...,ACCION:ROJO_FIJO</w:t>
+      </w:r>
+      <w:r>
+        <w:rPr>
+          <w:rFonts w:ascii="Consolas" w:hAnsi="Consolas"/>
+          <w:sz w:val="21"/>
+        </w:rPr>
+        <w:t xml:space="preserve"> al entrar y cada </w:t>
+      </w:r>
+      <w:r>
+        <w:rPr>
+          <w:b w:val="0"/>
+          <w:sz w:val="21"/>
+        </w:rPr>
+        <w:t>AVISO_ROJO_SIN_HORA_MS` mientras dure (§7).</w:t>
+      </w:r>
+    </w:p>
+    <w:p>
+      <w:pPr>
+        <w:spacing w:after="120"/>
+      </w:pPr>
+      <w:r>
+        <w:rPr>
+          <w:b/>
+          <w:sz w:val="21"/>
+        </w:rPr>
+        <w:t>No se vuelve solo.</w:t>
+      </w:r>
+      <w:r>
+        <w:rPr>
+          <w:b w:val="0"/>
+          <w:sz w:val="21"/>
+        </w:rPr>
+        <w:t xml:space="preserve"> Del rojo fijo se sale </w:t>
+      </w:r>
+      <w:r>
+        <w:rPr>
+          <w:b/>
+          <w:sz w:val="21"/>
+        </w:rPr>
+        <w:t>por una orden del operario</w:t>
+      </w:r>
+      <w:r>
+        <w:rPr>
+          <w:b w:val="0"/>
+          <w:sz w:val="21"/>
+        </w:rPr>
+        <w:t>, por el todo-rojo de la salida: el Maestro</w:t>
+      </w:r>
+    </w:p>
+    <w:p>
+      <w:pPr>
+        <w:spacing w:after="120"/>
+      </w:pPr>
+      <w:r>
+        <w:rPr>
+          <w:b w:val="0"/>
+          <w:sz w:val="21"/>
+        </w:rPr>
+        <w:t xml:space="preserve">con </w:t>
+      </w:r>
+      <w:r>
+        <w:rPr>
+          <w:rFonts w:ascii="Consolas" w:hAnsi="Consolas"/>
+          <w:sz w:val="21"/>
+        </w:rPr>
+        <w:t>SET_MODO:MENU</w:t>
+      </w:r>
+      <w:r>
+        <w:rPr>
+          <w:b w:val="0"/>
+          <w:sz w:val="21"/>
+        </w:rPr>
+        <w:t xml:space="preserve">; el Esclavo con las tramas de gobierno del Maestro ya fuera de Degradado, o con </w:t>
+      </w:r>
+      <w:r>
+        <w:rPr>
+          <w:rFonts w:ascii="Consolas" w:hAnsi="Consolas"/>
+          <w:sz w:val="21"/>
+        </w:rPr>
+        <w:t>AMBAR_EMERGENCIA</w:t>
+      </w:r>
+      <w:r>
+        <w:rPr>
+          <w:b w:val="0"/>
+          <w:sz w:val="21"/>
+        </w:rPr>
+        <w:t>.</w:t>
+      </w:r>
+    </w:p>
+    <w:p>
+      <w:pPr>
+        <w:spacing w:after="120"/>
+      </w:pPr>
+      <w:r>
+        <w:rPr>
+          <w:b/>
+          <w:sz w:val="21"/>
+        </w:rPr>
+        <w:t>Gano el 04/10 (`D-51` corregida y `D-52`; construido en `a4545bb`, sin banco, SPEC 2 §7.quater):</w:t>
+      </w:r>
+      <w:r>
+        <w:rPr>
+          <w:b w:val="0"/>
+          <w:sz w:val="21"/>
+        </w:rPr>
+        <w:t xml:space="preserve"> el mismo estado</w:t>
+      </w:r>
+    </w:p>
+    <w:p>
+      <w:pPr>
+        <w:spacing w:after="120"/>
+      </w:pPr>
+      <w:r>
+        <w:rPr>
+          <w:b w:val="0"/>
+          <w:sz w:val="21"/>
+        </w:rPr>
+        <w:t>sirve para el ROJO TOTAL puesto por una persona (</w:t>
+      </w:r>
+      <w:r>
+        <w:rPr>
+          <w:rFonts w:ascii="Consolas" w:hAnsi="Consolas"/>
+          <w:sz w:val="21"/>
+        </w:rPr>
+        <w:t>FORZAR_ROJO</w:t>
+      </w:r>
+      <w:r>
+        <w:rPr>
+          <w:b w:val="0"/>
+          <w:sz w:val="21"/>
+        </w:rPr>
+        <w:t xml:space="preserve"> en Degradado, solo Maestro; causa </w:t>
+      </w:r>
+      <w:r>
+        <w:rPr>
+          <w:rFonts w:ascii="Consolas" w:hAnsi="Consolas"/>
+          <w:sz w:val="21"/>
+        </w:rPr>
+        <w:t>ROJO_TOTAL</w:t>
+      </w:r>
+      <w:r>
+        <w:rPr>
+          <w:b w:val="0"/>
+          <w:sz w:val="21"/>
+        </w:rPr>
+        <w:t xml:space="preserve"> en la</w:t>
+      </w:r>
+    </w:p>
+    <w:p>
+      <w:pPr>
+        <w:spacing w:after="120"/>
+      </w:pPr>
+      <w:r>
+        <w:rPr>
+          <w:b w:val="0"/>
+          <w:sz w:val="21"/>
+        </w:rPr>
+        <w:t xml:space="preserve">alarma; tras un corte, </w:t>
+      </w:r>
+      <w:r>
+        <w:rPr>
+          <w:rFonts w:ascii="Consolas" w:hAnsi="Consolas"/>
+          <w:sz w:val="21"/>
+        </w:rPr>
+        <w:t>ROJO_SIN_HORA</w:t>
+      </w:r>
+      <w:r>
+        <w:rPr>
+          <w:b w:val="0"/>
+          <w:sz w:val="21"/>
+        </w:rPr>
+        <w:t>) y se sale tambien con la salida programada, que con hora no fiable no dispara.</w:t>
+      </w:r>
+    </w:p>
+    <w:p>
+      <w:pPr>
+        <w:spacing w:after="120"/>
+      </w:pPr>
+      <w:r>
+        <w:rPr>
+          <w:b w:val="0"/>
+          <w:sz w:val="21"/>
+        </w:rPr>
+        <w:t>Una siembra fresca no devuelve el modo. Si el poste estaba en verde al caer, el cierre lleva su amarillo de 3 s (</w:t>
+      </w:r>
+      <w:r>
+        <w:rPr>
+          <w:rFonts w:ascii="Consolas" w:hAnsi="Consolas"/>
+          <w:sz w:val="21"/>
+        </w:rPr>
+        <w:t>D-45</w:t>
+      </w:r>
+      <w:r>
+        <w:rPr>
+          <w:b w:val="0"/>
+          <w:sz w:val="21"/>
+        </w:rPr>
+        <w:t>,</w:t>
+      </w:r>
+    </w:p>
+    <w:p>
+      <w:pPr>
+        <w:spacing w:after="120"/>
+      </w:pPr>
+      <w:r>
+        <w:rPr>
+          <w:rFonts w:ascii="Consolas" w:hAnsi="Consolas"/>
+          <w:sz w:val="21"/>
+        </w:rPr>
+        <w:t>semaforo_forzarRojo()</w:t>
+      </w:r>
+      <w:r>
+        <w:rPr>
+          <w:b w:val="0"/>
+          <w:sz w:val="21"/>
+        </w:rPr>
+        <w:t>; SPEC 1 §3.2).</w:t>
+      </w:r>
+    </w:p>
+    <w:p>
+      <w:pPr>
+        <w:spacing w:after="120"/>
+      </w:pPr>
+      <w:r>
+        <w:rPr>
+          <w:b/>
+          <w:sz w:val="21"/>
+        </w:rPr>
+        <w:t>Desde `cda33df` (`N-174`; sin banco), este rojo fijo alcanza dos casos mas:</w:t>
+      </w:r>
+    </w:p>
+    <w:p>
+      <w:pPr>
+        <w:pStyle w:val="ListBullet"/>
+        <w:spacing w:after="60"/>
+        <w:ind w:left="360"/>
+      </w:pPr>
+      <w:r>
+        <w:rPr>
+          <w:b/>
+          <w:sz w:val="21"/>
+        </w:rPr>
+        <w:t>`D-47`: sobrevive a un corte.</w:t>
+      </w:r>
+      <w:r>
+        <w:rPr>
+          <w:b w:val="0"/>
+          <w:sz w:val="21"/>
+        </w:rPr>
+        <w:t xml:space="preserve"> </w:t>
+      </w:r>
+      <w:r>
+        <w:rPr>
+          <w:rFonts w:ascii="Consolas" w:hAnsi="Consolas"/>
+          <w:sz w:val="21"/>
+        </w:rPr>
+        <w:t>irARojoSinHora()</w:t>
+      </w:r>
+      <w:r>
+        <w:rPr>
+          <w:b w:val="0"/>
+          <w:sz w:val="21"/>
+        </w:rPr>
+        <w:t xml:space="preserve"> pone </w:t>
+      </w:r>
+      <w:r>
+        <w:rPr>
+          <w:rFonts w:ascii="Consolas" w:hAnsi="Consolas"/>
+          <w:sz w:val="21"/>
+        </w:rPr>
+        <w:t>FLAG_ROJO_SIN_HORA</w:t>
+      </w:r>
+      <w:r>
+        <w:rPr>
+          <w:b w:val="0"/>
+          <w:sz w:val="21"/>
+        </w:rPr>
+        <w:t xml:space="preserve"> en la pila</w:t>
+      </w:r>
+    </w:p>
+    <w:p>
+      <w:pPr>
+        <w:spacing w:after="120"/>
+      </w:pPr>
+      <w:r>
+        <w:rPr>
+          <w:b w:val="0"/>
+          <w:sz w:val="21"/>
+        </w:rPr>
+        <w:t>(</w:t>
+      </w:r>
+      <w:r>
+        <w:rPr>
+          <w:rFonts w:ascii="Consolas" w:hAnsi="Consolas"/>
+          <w:sz w:val="21"/>
+        </w:rPr>
+        <w:t>respaldo_guardarRojoSinHora()</w:t>
+      </w:r>
+      <w:r>
+        <w:rPr>
+          <w:b w:val="0"/>
+          <w:sz w:val="21"/>
+        </w:rPr>
+        <w:t>), y al volver la luz el poste arranca en ese rojo fijo, no en ambar: el</w:t>
+      </w:r>
+    </w:p>
+    <w:p>
+      <w:pPr>
+        <w:spacing w:after="120"/>
+      </w:pPr>
+      <w:r>
+        <w:rPr>
+          <w:b w:val="0"/>
+          <w:sz w:val="21"/>
+        </w:rPr>
+        <w:t xml:space="preserve">Maestro por </w:t>
+      </w:r>
+      <w:r>
+        <w:rPr>
+          <w:rFonts w:ascii="Consolas" w:hAnsi="Consolas"/>
+          <w:sz w:val="21"/>
+        </w:rPr>
+        <w:t>modo_degradado_arrancarEnRojoSinHora()</w:t>
+      </w:r>
+      <w:r>
+        <w:rPr>
+          <w:b w:val="0"/>
+          <w:sz w:val="21"/>
+        </w:rPr>
+        <w:t xml:space="preserve"> desde </w:t>
+      </w:r>
+      <w:r>
+        <w:rPr>
+          <w:rFonts w:ascii="Consolas" w:hAnsi="Consolas"/>
+          <w:sz w:val="21"/>
+        </w:rPr>
+        <w:t>setup()</w:t>
+      </w:r>
+      <w:r>
+        <w:rPr>
+          <w:b w:val="0"/>
+          <w:sz w:val="21"/>
+        </w:rPr>
+        <w:t>, el Esclavo por</w:t>
+      </w:r>
+    </w:p>
+    <w:p>
+      <w:pPr>
+        <w:spacing w:after="120"/>
+      </w:pPr>
+      <w:r>
+        <w:rPr>
+          <w:rFonts w:ascii="Consolas" w:hAnsi="Consolas"/>
+          <w:sz w:val="21"/>
+        </w:rPr>
+        <w:t>degradado_arrancarEnRojoSinHora()</w:t>
+      </w:r>
+      <w:r>
+        <w:rPr>
+          <w:b w:val="0"/>
+          <w:sz w:val="21"/>
+        </w:rPr>
+        <w:t>. Toda entrada y salida del Degradado borra la marca (SPEC 1 §4.1). Lo</w:t>
+      </w:r>
+    </w:p>
+    <w:p>
+      <w:pPr>
+        <w:spacing w:after="120"/>
+      </w:pPr>
+      <w:r>
+        <w:rPr>
+          <w:b w:val="0"/>
+          <w:sz w:val="21"/>
+        </w:rPr>
+        <w:t xml:space="preserve">ejerce el arnes del Degradado: </w:t>
+      </w:r>
+      <w:r>
+        <w:rPr>
+          <w:rFonts w:ascii="Consolas" w:hAnsi="Consolas"/>
+          <w:sz w:val="21"/>
+        </w:rPr>
+        <w:t>F2.5</w:t>
+      </w:r>
+      <w:r>
+        <w:rPr>
+          <w:b w:val="0"/>
+          <w:sz w:val="21"/>
+        </w:rPr>
+        <w:t xml:space="preserve"> y la precedencia </w:t>
+      </w:r>
+      <w:r>
+        <w:rPr>
+          <w:rFonts w:ascii="Consolas" w:hAnsi="Consolas"/>
+          <w:sz w:val="21"/>
+        </w:rPr>
+        <w:t>F2.6</w:t>
+      </w:r>
+      <w:r>
+        <w:rPr>
+          <w:b w:val="0"/>
+          <w:sz w:val="21"/>
+        </w:rPr>
+        <w:t xml:space="preserve"> en el Maestro y </w:t>
+      </w:r>
+      <w:r>
+        <w:rPr>
+          <w:rFonts w:ascii="Consolas" w:hAnsi="Consolas"/>
+          <w:sz w:val="21"/>
+        </w:rPr>
+        <w:t>F3.5</w:t>
+      </w:r>
+      <w:r>
+        <w:rPr>
+          <w:b w:val="0"/>
+          <w:sz w:val="21"/>
+        </w:rPr>
+        <w:t xml:space="preserve"> y </w:t>
+      </w:r>
+      <w:r>
+        <w:rPr>
+          <w:rFonts w:ascii="Consolas" w:hAnsi="Consolas"/>
+          <w:sz w:val="21"/>
+        </w:rPr>
+        <w:t>H10</w:t>
+      </w:r>
+      <w:r>
+        <w:rPr>
+          <w:b w:val="0"/>
+          <w:sz w:val="21"/>
+        </w:rPr>
+        <w:t xml:space="preserve"> en el Esclavo (su</w:t>
+      </w:r>
+    </w:p>
+    <w:p>
+      <w:pPr>
+        <w:spacing w:after="120"/>
+      </w:pPr>
+      <w:r>
+        <w:rPr>
+          <w:rFonts w:ascii="Consolas" w:hAnsi="Consolas"/>
+          <w:sz w:val="21"/>
+        </w:rPr>
+        <w:t>main.cpp</w:t>
+      </w:r>
+      <w:r>
+        <w:rPr>
+          <w:b w:val="0"/>
+          <w:sz w:val="21"/>
+        </w:rPr>
+        <w:t xml:space="preserve"> real), vistas en rojo con </w:t>
+      </w:r>
+      <w:r>
+        <w:rPr>
+          <w:rFonts w:ascii="Consolas" w:hAnsi="Consolas"/>
+          <w:sz w:val="21"/>
+        </w:rPr>
+        <w:t>D-47</w:t>
+      </w:r>
+      <w:r>
+        <w:rPr>
+          <w:b w:val="0"/>
+          <w:sz w:val="21"/>
+        </w:rPr>
+        <w:t xml:space="preserve"> quitado. 🔴 </w:t>
+      </w:r>
+      <w:r>
+        <w:rPr>
+          <w:b/>
+          <w:sz w:val="21"/>
+        </w:rPr>
+        <w:t>La verdad sobre el Maestro (arquitecto, 04/10, cond. 3):</w:t>
+      </w:r>
+    </w:p>
+    <w:p>
+      <w:pPr>
+        <w:spacing w:after="120"/>
+      </w:pPr>
+      <w:r>
+        <w:rPr>
+          <w:rFonts w:ascii="Consolas" w:hAnsi="Consolas"/>
+          <w:sz w:val="21"/>
+        </w:rPr>
+        <w:t>F2.5</w:t>
+      </w:r>
+      <w:r>
+        <w:rPr>
+          <w:b w:val="0"/>
+          <w:sz w:val="21"/>
+        </w:rPr>
+        <w:t xml:space="preserve"> y </w:t>
+      </w:r>
+      <w:r>
+        <w:rPr>
+          <w:rFonts w:ascii="Consolas" w:hAnsi="Consolas"/>
+          <w:sz w:val="21"/>
+        </w:rPr>
+        <w:t>F2.6</w:t>
+      </w:r>
+      <w:r>
+        <w:rPr>
+          <w:b w:val="0"/>
+          <w:sz w:val="21"/>
+        </w:rPr>
+        <w:t xml:space="preserve"> ejercen una COPIA de </w:t>
+      </w:r>
+      <w:r>
+        <w:rPr>
+          <w:rFonts w:ascii="Consolas" w:hAnsi="Consolas"/>
+          <w:sz w:val="21"/>
+        </w:rPr>
+        <w:t>setup()</w:t>
+      </w:r>
+      <w:r>
+        <w:rPr>
+          <w:b w:val="0"/>
+          <w:sz w:val="21"/>
+        </w:rPr>
+        <w:t xml:space="preserve"> escrita a mano en </w:t>
+      </w:r>
+      <w:r>
+        <w:rPr>
+          <w:rFonts w:ascii="Consolas" w:hAnsi="Consolas"/>
+          <w:sz w:val="21"/>
+        </w:rPr>
+        <w:t>dos_puntas/adaptador_maestro_deg.cpp</w:t>
+      </w:r>
+    </w:p>
+    <w:p>
+      <w:pPr>
+        <w:spacing w:after="120"/>
+      </w:pPr>
+      <w:r>
+        <w:rPr>
+          <w:b w:val="0"/>
+          <w:sz w:val="21"/>
+        </w:rPr>
+        <w:t>(</w:t>
+      </w:r>
+      <w:r>
+        <w:rPr>
+          <w:rFonts w:ascii="Consolas" w:hAnsi="Consolas"/>
+          <w:sz w:val="21"/>
+        </w:rPr>
+        <w:t>punta_arrancar</w:t>
+      </w:r>
+      <w:r>
+        <w:rPr>
+          <w:b w:val="0"/>
+          <w:sz w:val="21"/>
+        </w:rPr>
+        <w:t xml:space="preserve">), no </w:t>
+      </w:r>
+      <w:r>
+        <w:rPr>
+          <w:rFonts w:ascii="Consolas" w:hAnsi="Consolas"/>
+          <w:sz w:val="21"/>
+        </w:rPr>
+        <w:t>Maestro/src/main.cpp</w:t>
+      </w:r>
+      <w:r>
+        <w:rPr>
+          <w:b w:val="0"/>
+          <w:sz w:val="21"/>
+        </w:rPr>
+        <w:t xml:space="preserve">; ningun arnes compila ese </w:t>
+      </w:r>
+      <w:r>
+        <w:rPr>
+          <w:rFonts w:ascii="Consolas" w:hAnsi="Consolas"/>
+          <w:sz w:val="21"/>
+        </w:rPr>
+        <w:t>setup()</w:t>
+      </w:r>
+      <w:r>
+        <w:rPr>
+          <w:b w:val="0"/>
+          <w:sz w:val="21"/>
+        </w:rPr>
+        <w:t xml:space="preserve"> y ningun pack compara la copia con</w:t>
+      </w:r>
+    </w:p>
+    <w:p>
+      <w:pPr>
+        <w:spacing w:after="120"/>
+      </w:pPr>
+      <w:r>
+        <w:rPr>
+          <w:b w:val="0"/>
+          <w:sz w:val="21"/>
+        </w:rPr>
+        <w:t>el original (</w:t>
+      </w:r>
+      <w:r>
+        <w:rPr>
+          <w:rFonts w:ascii="Consolas" w:hAnsi="Consolas"/>
+          <w:sz w:val="21"/>
+        </w:rPr>
+        <w:t>grep punta_arrancar</w:t>
+      </w:r>
+      <w:r>
+        <w:rPr>
+          <w:b w:val="0"/>
+          <w:sz w:val="21"/>
+        </w:rPr>
+        <w:t xml:space="preserve"> en </w:t>
+      </w:r>
+      <w:r>
+        <w:rPr>
+          <w:rFonts w:ascii="Consolas" w:hAnsi="Consolas"/>
+          <w:sz w:val="21"/>
+        </w:rPr>
+        <w:t>packs/</w:t>
+      </w:r>
+      <w:r>
+        <w:rPr>
+          <w:b w:val="0"/>
+          <w:sz w:val="21"/>
+        </w:rPr>
+        <w:t xml:space="preserve">: solo </w:t>
+      </w:r>
+      <w:r>
+        <w:rPr>
+          <w:rFonts w:ascii="Consolas" w:hAnsi="Consolas"/>
+          <w:sz w:val="21"/>
+        </w:rPr>
+        <w:t>barrera_04</w:t>
+      </w:r>
+      <w:r>
+        <w:rPr>
+          <w:b w:val="0"/>
+          <w:sz w:val="21"/>
+        </w:rPr>
+        <w:t xml:space="preserve">, sin comparacion). Si </w:t>
+      </w:r>
+      <w:r>
+        <w:rPr>
+          <w:rFonts w:ascii="Consolas" w:hAnsi="Consolas"/>
+          <w:sz w:val="21"/>
+        </w:rPr>
+        <w:t>main.cpp</w:t>
+      </w:r>
+      <w:r>
+        <w:rPr>
+          <w:b w:val="0"/>
+          <w:sz w:val="21"/>
+        </w:rPr>
+        <w:t xml:space="preserve"> cambia el orden de</w:t>
+      </w:r>
+    </w:p>
+    <w:p>
+      <w:pPr>
+        <w:spacing w:after="120"/>
+      </w:pPr>
+      <w:r>
+        <w:rPr>
+          <w:b w:val="0"/>
+          <w:sz w:val="21"/>
+        </w:rPr>
+        <w:t xml:space="preserve">sus cuatro ramas, </w:t>
+      </w:r>
+      <w:r>
+        <w:rPr>
+          <w:rFonts w:ascii="Consolas" w:hAnsi="Consolas"/>
+          <w:sz w:val="21"/>
+        </w:rPr>
+        <w:t>F2.5</w:t>
+      </w:r>
+      <w:r>
+        <w:rPr>
+          <w:b w:val="0"/>
+          <w:sz w:val="21"/>
+        </w:rPr>
+        <w:t xml:space="preserve"> y </w:t>
+      </w:r>
+      <w:r>
+        <w:rPr>
+          <w:rFonts w:ascii="Consolas" w:hAnsi="Consolas"/>
+          <w:sz w:val="21"/>
+        </w:rPr>
+        <w:t>F2.6</w:t>
+      </w:r>
+      <w:r>
+        <w:rPr>
+          <w:b w:val="0"/>
+          <w:sz w:val="21"/>
+        </w:rPr>
+        <w:t xml:space="preserve"> siguen en verde: </w:t>
+      </w:r>
+      <w:r>
+        <w:rPr>
+          <w:b/>
+          <w:sz w:val="21"/>
+        </w:rPr>
+        <w:t>el arranque del Maestro no tiene prueba sobre el fuente real.</w:t>
+      </w:r>
+    </w:p>
+    <w:p>
+      <w:pPr>
+        <w:spacing w:after="120"/>
+      </w:pPr>
+      <w:r>
+        <w:rPr>
+          <w:b w:val="0"/>
+          <w:sz w:val="21"/>
+        </w:rPr>
+        <w:t>Cierre pendiente: una comprobacion textual de ese bloque en un pack EXISTENTE (simulador congelado), vista en rojo</w:t>
+      </w:r>
+    </w:p>
+    <w:p>
+      <w:pPr>
+        <w:spacing w:after="120"/>
+      </w:pPr>
+      <w:r>
+        <w:rPr>
+          <w:b w:val="0"/>
+          <w:sz w:val="21"/>
+        </w:rPr>
+        <w:t>moviendo una rama; sin ella, esta frase se queda.</w:t>
+      </w:r>
+    </w:p>
+    <w:p>
+      <w:pPr>
+        <w:pStyle w:val="ListBullet"/>
+        <w:spacing w:after="60"/>
+        <w:ind w:left="360"/>
+      </w:pPr>
+      <w:r>
+        <w:rPr>
+          <w:b/>
+          <w:sz w:val="21"/>
+        </w:rPr>
+        <w:t>`D-49`: el reloj que se congela en marcha</w:t>
+      </w:r>
+      <w:r>
+        <w:rPr>
+          <w:b w:val="0"/>
+          <w:sz w:val="21"/>
+        </w:rPr>
+        <w:t xml:space="preserve"> (</w:t>
+      </w:r>
+      <w:r>
+        <w:rPr>
+          <w:rFonts w:ascii="Consolas" w:hAnsi="Consolas"/>
+          <w:sz w:val="21"/>
+        </w:rPr>
+        <w:t>reloj_estadoCristal() == RELOJ_CRISTAL_CONGELADO</w:t>
+      </w:r>
+      <w:r>
+        <w:rPr>
+          <w:b w:val="0"/>
+          <w:sz w:val="21"/>
+        </w:rPr>
+        <w:t xml:space="preserve"> cuando vence el</w:t>
+      </w:r>
+    </w:p>
+    <w:p>
+      <w:pPr>
+        <w:spacing w:after="120"/>
+      </w:pPr>
+      <w:r>
+        <w:rPr>
+          <w:b w:val="0"/>
+          <w:sz w:val="21"/>
+        </w:rPr>
+        <w:t xml:space="preserve">limite de 48 h sin sincronizar) va a ROJO FIJO por </w:t>
+      </w:r>
+      <w:r>
+        <w:rPr>
+          <w:rFonts w:ascii="Consolas" w:hAnsi="Consolas"/>
+          <w:sz w:val="21"/>
+        </w:rPr>
+        <w:t>irARojoSinHora()</w:t>
+      </w:r>
+      <w:r>
+        <w:rPr>
+          <w:b w:val="0"/>
+          <w:sz w:val="21"/>
+        </w:rPr>
+        <w:t>, no a ambar. El Maestro publica antes</w:t>
+      </w:r>
+    </w:p>
+    <w:p>
+      <w:pPr>
+        <w:spacing w:after="120"/>
+      </w:pPr>
+      <w:r>
+        <w:rPr>
+          <w:rFonts w:ascii="Consolas" w:hAnsi="Consolas"/>
+          <w:sz w:val="21"/>
+        </w:rPr>
+        <w:t>$ALARM ...CAUSA:RELOJ_NO_CUENTA,...,ACCION:CAMBIO_A_ROJO</w:t>
+      </w:r>
+      <w:r>
+        <w:rPr>
+          <w:b w:val="0"/>
+          <w:sz w:val="21"/>
+        </w:rPr>
+        <w:t xml:space="preserve"> y despues la de </w:t>
+      </w:r>
+      <w:r>
+        <w:rPr>
+          <w:rFonts w:ascii="Consolas" w:hAnsi="Consolas"/>
+          <w:sz w:val="21"/>
+        </w:rPr>
+        <w:t>ROJO_SIN_HORA</w:t>
+      </w:r>
+      <w:r>
+        <w:rPr>
+          <w:b w:val="0"/>
+          <w:sz w:val="21"/>
+        </w:rPr>
+        <w:t>; el Esclavo, en</w:t>
+      </w:r>
+    </w:p>
+    <w:p>
+      <w:pPr>
+        <w:spacing w:after="120"/>
+      </w:pPr>
+      <w:r>
+        <w:rPr>
+          <w:rFonts w:ascii="Consolas" w:hAnsi="Consolas"/>
+          <w:sz w:val="21"/>
+        </w:rPr>
+        <w:t>DEG_ENTRANDO</w:t>
+      </w:r>
+      <w:r>
+        <w:rPr>
+          <w:b w:val="0"/>
+          <w:sz w:val="21"/>
+        </w:rPr>
+        <w:t xml:space="preserve"> o </w:t>
+      </w:r>
+      <w:r>
+        <w:rPr>
+          <w:rFonts w:ascii="Consolas" w:hAnsi="Consolas"/>
+          <w:sz w:val="21"/>
+        </w:rPr>
+        <w:t>DEG_ACTIVO</w:t>
+      </w:r>
+      <w:r>
+        <w:rPr>
+          <w:b w:val="0"/>
+          <w:sz w:val="21"/>
+        </w:rPr>
+        <w:t xml:space="preserve"> y sin testigo, solo la de </w:t>
+      </w:r>
+      <w:r>
+        <w:rPr>
+          <w:rFonts w:ascii="Consolas" w:hAnsi="Consolas"/>
+          <w:sz w:val="21"/>
+        </w:rPr>
+        <w:t>ROJO_SIN_HORA</w:t>
+      </w:r>
+      <w:r>
+        <w:rPr>
+          <w:b w:val="0"/>
+          <w:sz w:val="21"/>
+        </w:rPr>
+        <w:t xml:space="preserve">: </w:t>
+      </w:r>
+      <w:r>
+        <w:rPr>
+          <w:b/>
+          <w:sz w:val="21"/>
+        </w:rPr>
+        <w:t>no dice que el cristal se paro</w:t>
+      </w:r>
+      <w:r>
+        <w:rPr>
+          <w:b w:val="0"/>
+          <w:sz w:val="21"/>
+        </w:rPr>
+        <w:t>.</w:t>
+      </w:r>
+    </w:p>
+    <w:p>
+      <w:pPr>
+        <w:spacing w:after="120"/>
+      </w:pPr>
+      <w:r>
+        <w:rPr>
+          <w:rFonts w:ascii="Consolas" w:hAnsi="Consolas"/>
+          <w:sz w:val="21"/>
+        </w:rPr>
+        <w:t>RELOJ_CRISTAL_SIN_CRISTAL</w:t>
+      </w:r>
+      <w:r>
+        <w:rPr>
+          <w:b w:val="0"/>
+          <w:sz w:val="21"/>
+        </w:rPr>
+        <w:t xml:space="preserve"> —el que no arranco— no entra en este camino. Lo ejerce la fila 19 (</w:t>
+      </w:r>
+      <w:r>
+        <w:rPr>
+          <w:rFonts w:ascii="Consolas" w:hAnsi="Consolas"/>
+          <w:sz w:val="21"/>
+        </w:rPr>
+        <w:t>G7.1</w:t>
+      </w:r>
+      <w:r>
+        <w:rPr>
+          <w:b w:val="0"/>
+          <w:sz w:val="21"/>
+        </w:rPr>
+        <w:t xml:space="preserve">, </w:t>
+      </w:r>
+      <w:r>
+        <w:rPr>
+          <w:rFonts w:ascii="Consolas" w:hAnsi="Consolas"/>
+          <w:sz w:val="21"/>
+        </w:rPr>
+        <w:t>G7.2</w:t>
+      </w:r>
+      <w:r>
+        <w:rPr>
+          <w:b w:val="0"/>
+          <w:sz w:val="21"/>
+        </w:rPr>
+        <w:t>).</w:t>
+      </w:r>
+    </w:p>
+    <w:p>
+      <w:pPr>
+        <w:spacing w:after="120"/>
+      </w:pPr>
+      <w:r>
+        <w:rPr>
+          <w:b/>
+          <w:sz w:val="21"/>
+        </w:rPr>
+        <w:t>El salto de hora pasa por ROJO</w:t>
+      </w:r>
+      <w:r>
+        <w:rPr>
+          <w:b w:val="0"/>
+          <w:sz w:val="21"/>
+        </w:rPr>
+        <w:t xml:space="preserve"> (</w:t>
+      </w:r>
+      <w:r>
+        <w:rPr>
+          <w:rFonts w:ascii="Consolas" w:hAnsi="Consolas"/>
+          <w:sz w:val="21"/>
+        </w:rPr>
+        <w:t>D-26</w:t>
+      </w:r>
+      <w:r>
+        <w:rPr>
+          <w:b w:val="0"/>
+          <w:sz w:val="21"/>
+        </w:rPr>
+        <w:t xml:space="preserve"> (4)). Cada siembra mueve la fase de golpe lo que el oscilador</w:t>
+      </w:r>
+    </w:p>
+    <w:p>
+      <w:pPr>
+        <w:spacing w:after="120"/>
+      </w:pPr>
+      <w:r>
+        <w:rPr>
+          <w:b w:val="0"/>
+          <w:sz w:val="21"/>
+        </w:rPr>
+        <w:t xml:space="preserve">derivo. El umbral </w:t>
+      </w:r>
+      <w:r>
+        <w:rPr>
+          <w:b/>
+          <w:sz w:val="21"/>
+        </w:rPr>
+        <w:t>no se escogio: se deriva del despeje</w:t>
+      </w:r>
+      <w:r>
+        <w:rPr>
+          <w:b w:val="0"/>
+          <w:sz w:val="21"/>
+        </w:rPr>
+        <w:t xml:space="preserve"> —es el rojo que separa los dos verdes, menos un</w:t>
+      </w:r>
+    </w:p>
+    <w:p>
+      <w:pPr>
+        <w:spacing w:after="120"/>
+      </w:pPr>
+      <w:r>
+        <w:rPr>
+          <w:b w:val="0"/>
+          <w:sz w:val="21"/>
+        </w:rPr>
+        <w:t>segundo por el truncado (</w:t>
+      </w:r>
+      <w:r>
+        <w:rPr>
+          <w:rFonts w:ascii="Consolas" w:hAnsi="Consolas"/>
+          <w:sz w:val="21"/>
+        </w:rPr>
+        <w:t>SALTO_SIN_ROJO_MAX_S</w:t>
+      </w:r>
+      <w:r>
+        <w:rPr>
+          <w:b w:val="0"/>
+          <w:sz w:val="21"/>
+        </w:rPr>
+        <w:t>)—. Un salto mayor devuelve a la entrada en rojo **en la</w:t>
+      </w:r>
+    </w:p>
+    <w:p>
+      <w:pPr>
+        <w:spacing w:after="120"/>
+      </w:pPr>
+      <w:r>
+        <w:rPr>
+          <w:b w:val="0"/>
+          <w:sz w:val="21"/>
+        </w:rPr>
+        <w:t>misma vuelta**, antes de decidir ninguna luz, y lo publica en el diario. Un salto menor se aplica directo:</w:t>
+      </w:r>
+    </w:p>
+    <w:p>
+      <w:pPr>
+        <w:spacing w:after="120"/>
+      </w:pPr>
+      <w:r>
+        <w:rPr>
+          <w:b w:val="0"/>
+          <w:sz w:val="21"/>
+        </w:rPr>
+        <w:t>es la correccion normal de la deriva y el despeje la absorbe. **Que una siembra NORMAL quede por debajo</w:t>
+      </w:r>
+    </w:p>
+    <w:p>
+      <w:pPr>
+        <w:spacing w:after="120"/>
+      </w:pPr>
+      <w:r>
+        <w:rPr>
+          <w:b w:val="0"/>
+          <w:sz w:val="21"/>
+        </w:rPr>
+        <w:t>del umbral lo comprueba el compilador** — sin eso, el cruce pararia en cada cadencia.</w:t>
+      </w:r>
+    </w:p>
+    <w:p>
+      <w:pPr>
+        <w:spacing w:before="280" w:after="120"/>
+      </w:pPr>
+      <w:r>
+        <w:rPr>
+          <w:b/>
+          <w:color w:val="003366"/>
+          <w:sz w:val="26"/>
+        </w:rPr>
         <w:t>6. Reanudacion tras un corte de energia</w:t>
       </w:r>
     </w:p>
@@ -3754,28 +4831,28 @@
           <w:b/>
           <w:sz w:val="21"/>
         </w:rPr>
-        <w:t>Lo que NO se toca:</w:t>
-      </w:r>
-      <w:r>
-        <w:rPr>
-          <w:b w:val="0"/>
-          <w:sz w:val="21"/>
-        </w:rPr>
-        <w:t xml:space="preserve"> el </w:t>
-      </w:r>
-      <w:r>
-        <w:rPr>
-          <w:b/>
-          <w:sz w:val="21"/>
-        </w:rPr>
-        <w:t>limite duro</w:t>
-      </w:r>
-      <w:r>
-        <w:rPr>
-          <w:b w:val="0"/>
-          <w:sz w:val="21"/>
-        </w:rPr>
-        <w:t xml:space="preserve"> sigue mandando —es la puerta que impide reanudar sobre una</w:t>
+        <w:t>El firmware no usa la libreria del reloj</w:t>
+      </w:r>
+      <w:r>
+        <w:rPr>
+          <w:b w:val="0"/>
+          <w:sz w:val="21"/>
+        </w:rPr>
+        <w:t xml:space="preserve"> (</w:t>
+      </w:r>
+      <w:r>
+        <w:rPr>
+          <w:rFonts w:ascii="Consolas" w:hAnsi="Consolas"/>
+          <w:sz w:val="21"/>
+        </w:rPr>
+        <w:t>N-172</w:t>
+      </w:r>
+      <w:r>
+        <w:rPr>
+          <w:b w:val="0"/>
+          <w:sz w:val="21"/>
+        </w:rPr>
+        <w:t>; construido, sin banco). La libreria STM32duino del RTC</w:t>
       </w:r>
     </w:p>
     <w:p>
@@ -3787,21 +4864,49 @@
           <w:b w:val="0"/>
           <w:sz w:val="21"/>
         </w:rPr>
-        <w:t xml:space="preserve">marca que ya no significa nada—, y </w:t>
-      </w:r>
-      <w:r>
-        <w:rPr>
-          <w:b/>
-          <w:sz w:val="21"/>
-        </w:rPr>
-        <w:t>sigue sin haber entrada automatica al Degradado</w:t>
-      </w:r>
-      <w:r>
-        <w:rPr>
-          <w:b w:val="0"/>
-          <w:sz w:val="21"/>
-        </w:rPr>
-        <w:t>: la activacion</w:t>
+        <w:t xml:space="preserve">guardaba su fecha en DR6/DR7, que en </w:t>
+      </w:r>
+      <w:r>
+        <w:rPr>
+          <w:rFonts w:ascii="Consolas" w:hAnsi="Consolas"/>
+          <w:sz w:val="21"/>
+        </w:rPr>
+        <w:t>respaldo.cpp</w:t>
+      </w:r>
+      <w:r>
+        <w:rPr>
+          <w:b w:val="0"/>
+          <w:sz w:val="21"/>
+        </w:rPr>
+        <w:t xml:space="preserve"> son </w:t>
+      </w:r>
+      <w:r>
+        <w:rPr>
+          <w:rFonts w:ascii="Consolas" w:hAnsi="Consolas"/>
+          <w:sz w:val="21"/>
+        </w:rPr>
+        <w:t>REG_SYNC_BAJA</w:t>
+      </w:r>
+      <w:r>
+        <w:rPr>
+          <w:b w:val="0"/>
+          <w:sz w:val="21"/>
+        </w:rPr>
+        <w:t>/</w:t>
+      </w:r>
+      <w:r>
+        <w:rPr>
+          <w:rFonts w:ascii="Consolas" w:hAnsi="Consolas"/>
+          <w:sz w:val="21"/>
+        </w:rPr>
+        <w:t>REG_SUMA_BAJA</w:t>
+      </w:r>
+      <w:r>
+        <w:rPr>
+          <w:b w:val="0"/>
+          <w:sz w:val="21"/>
+        </w:rPr>
+        <w:t>, y la reescribia en</w:t>
       </w:r>
     </w:p>
     <w:p>
@@ -3810,16 +4915,245 @@
       </w:pPr>
       <w:r>
         <w:rPr>
-          <w:b w:val="0"/>
-          <w:sz w:val="21"/>
-        </w:rPr>
-        <w:t>es manual (</w:t>
-      </w:r>
-      <w:r>
-        <w:rPr>
           <w:rFonts w:ascii="Consolas" w:hAnsi="Consolas"/>
           <w:sz w:val="21"/>
         </w:rPr>
+        <w:t>begin()</w:t>
+      </w:r>
+      <w:r>
+        <w:rPr>
+          <w:b w:val="0"/>
+          <w:sz w:val="21"/>
+        </w:rPr>
+        <w:t xml:space="preserve"> y en cada lectura de fecha; y toda lectura de hora plegaba el contador al dia. Lo primero dejaba la pila</w:t>
+      </w:r>
+    </w:p>
+    <w:p>
+      <w:pPr>
+        <w:spacing w:after="120"/>
+      </w:pPr>
+      <w:r>
+        <w:rPr>
+          <w:b w:val="0"/>
+          <w:sz w:val="21"/>
+        </w:rPr>
+        <w:t>con la suma rota y el siguiente arranque la borraba; lo segundo rompia el contador de la marca de 48 h (H-7).</w:t>
+      </w:r>
+    </w:p>
+    <w:p>
+      <w:pPr>
+        <w:spacing w:after="120"/>
+      </w:pPr>
+      <w:r>
+        <w:rPr>
+          <w:rFonts w:ascii="Consolas" w:hAnsi="Consolas"/>
+          <w:sz w:val="21"/>
+        </w:rPr>
+        <w:t>reloj.cpp</w:t>
+      </w:r>
+      <w:r>
+        <w:rPr>
+          <w:b w:val="0"/>
+          <w:sz w:val="21"/>
+        </w:rPr>
+        <w:t xml:space="preserve"> configura el RTC por registro, solo como contador a 1 Hz sobre el LSE, </w:t>
+      </w:r>
+      <w:r>
+        <w:rPr>
+          <w:b/>
+          <w:sz w:val="21"/>
+        </w:rPr>
+        <w:t>sin escribir nunca CNT</w:t>
+      </w:r>
+      <w:r>
+        <w:rPr>
+          <w:b w:val="0"/>
+          <w:sz w:val="21"/>
+        </w:rPr>
+        <w:t>; si</w:t>
+      </w:r>
+    </w:p>
+    <w:p>
+      <w:pPr>
+        <w:spacing w:after="120"/>
+      </w:pPr>
+      <w:r>
+        <w:rPr>
+          <w:b w:val="0"/>
+          <w:sz w:val="21"/>
+        </w:rPr>
+        <w:t>ya esta en el LSE no lo toca, y si esta en otra fuente no lo cambia (cambiarla borra la pila) y queda sin contador.</w:t>
+      </w:r>
+    </w:p>
+    <w:p>
+      <w:pPr>
+        <w:spacing w:after="120"/>
+      </w:pPr>
+      <w:r>
+        <w:rPr>
+          <w:b/>
+          <w:sz w:val="21"/>
+        </w:rPr>
+        <w:t>La hora solo la da una siembra</w:t>
+      </w:r>
+      <w:r>
+        <w:rPr>
+          <w:b w:val="0"/>
+          <w:sz w:val="21"/>
+        </w:rPr>
+        <w:t xml:space="preserve"> (ESP32, radio o telefono): el RTC de hardware ya no es fuente de hora, y tras un</w:t>
+      </w:r>
+    </w:p>
+    <w:p>
+      <w:pPr>
+        <w:spacing w:after="120"/>
+      </w:pPr>
+      <w:r>
+        <w:rPr>
+          <w:b w:val="0"/>
+          <w:sz w:val="21"/>
+        </w:rPr>
+        <w:t xml:space="preserve">corte no hay hora hasta la siembra. DR1..DR10 son solo de </w:t>
+      </w:r>
+      <w:r>
+        <w:rPr>
+          <w:rFonts w:ascii="Consolas" w:hAnsi="Consolas"/>
+          <w:sz w:val="21"/>
+        </w:rPr>
+        <w:t>respaldo.cpp</w:t>
+      </w:r>
+      <w:r>
+        <w:rPr>
+          <w:b w:val="0"/>
+          <w:sz w:val="21"/>
+        </w:rPr>
+        <w:t>. Una pila que un firmware anterior ya dejo</w:t>
+      </w:r>
+    </w:p>
+    <w:p>
+      <w:pPr>
+        <w:spacing w:after="120"/>
+      </w:pPr>
+      <w:r>
+        <w:rPr>
+          <w:b w:val="0"/>
+          <w:sz w:val="21"/>
+        </w:rPr>
+        <w:t>con la suma rota se borra una vez, en el primer arranque, como cualquier pila corrupta.</w:t>
+      </w:r>
+    </w:p>
+    <w:p>
+      <w:pPr>
+        <w:pStyle w:val="ListBullet"/>
+        <w:spacing w:after="60"/>
+        <w:ind w:left="360"/>
+      </w:pPr>
+      <w:r>
+        <w:rPr>
+          <w:b/>
+          <w:sz w:val="21"/>
+        </w:rPr>
+        <w:t>Si no reanuda, el Maestro arranca en ambar</w:t>
+      </w:r>
+      <w:r>
+        <w:rPr>
+          <w:b w:val="0"/>
+          <w:sz w:val="21"/>
+        </w:rPr>
+        <w:t xml:space="preserve"> (</w:t>
+      </w:r>
+      <w:r>
+        <w:rPr>
+          <w:rFonts w:ascii="Consolas" w:hAnsi="Consolas"/>
+          <w:sz w:val="21"/>
+        </w:rPr>
+        <w:t>D-40</w:t>
+      </w:r>
+      <w:r>
+        <w:rPr>
+          <w:b w:val="0"/>
+          <w:sz w:val="21"/>
+        </w:rPr>
+        <w:t>, SPEC 1 §4.1); mientras la decision siga pendiente,</w:t>
+      </w:r>
+    </w:p>
+    <w:p>
+      <w:pPr>
+        <w:spacing w:after="120"/>
+      </w:pPr>
+      <w:r>
+        <w:rPr>
+          <w:b w:val="0"/>
+          <w:sz w:val="21"/>
+        </w:rPr>
+        <w:t>espera en el menu.</w:t>
+      </w:r>
+    </w:p>
+    <w:p>
+      <w:pPr>
+        <w:pStyle w:val="ListBullet"/>
+        <w:spacing w:after="60"/>
+        <w:ind w:left="360"/>
+      </w:pPr>
+      <w:r>
+        <w:rPr>
+          <w:b/>
+          <w:sz w:val="21"/>
+        </w:rPr>
+        <w:t>Lo que NO se toca:</w:t>
+      </w:r>
+      <w:r>
+        <w:rPr>
+          <w:b w:val="0"/>
+          <w:sz w:val="21"/>
+        </w:rPr>
+        <w:t xml:space="preserve"> el </w:t>
+      </w:r>
+      <w:r>
+        <w:rPr>
+          <w:b/>
+          <w:sz w:val="21"/>
+        </w:rPr>
+        <w:t>limite duro</w:t>
+      </w:r>
+      <w:r>
+        <w:rPr>
+          <w:b w:val="0"/>
+          <w:sz w:val="21"/>
+        </w:rPr>
+        <w:t xml:space="preserve"> sigue mandando —es la puerta que impide reanudar sobre una</w:t>
+      </w:r>
+    </w:p>
+    <w:p>
+      <w:pPr>
+        <w:spacing w:after="120"/>
+      </w:pPr>
+      <w:r>
+        <w:rPr>
+          <w:b w:val="0"/>
+          <w:sz w:val="21"/>
+        </w:rPr>
+        <w:t xml:space="preserve">marca que ya no significa nada—, y </w:t>
+      </w:r>
+      <w:r>
+        <w:rPr>
+          <w:b/>
+          <w:sz w:val="21"/>
+        </w:rPr>
+        <w:t>la activacion sigue siendo de una persona</w:t>
+      </w:r>
+      <w:r>
+        <w:rPr>
+          <w:b w:val="0"/>
+          <w:sz w:val="21"/>
+        </w:rPr>
+        <w:t xml:space="preserve"> (</w:t>
+      </w:r>
+      <w:r>
+        <w:rPr>
+          <w:rFonts w:ascii="Consolas" w:hAnsi="Consolas"/>
+          <w:sz w:val="21"/>
+        </w:rPr>
         <w:t>SFTY-21</w:t>
       </w:r>
       <w:r>
@@ -3827,7 +5161,47 @@
           <w:b w:val="0"/>
           <w:sz w:val="21"/>
         </w:rPr>
-        <w:t xml:space="preserve">) y esto </w:t>
+        <w:t>) salvo la entrada</w:t>
+      </w:r>
+    </w:p>
+    <w:p>
+      <w:pPr>
+        <w:spacing w:after="120"/>
+      </w:pPr>
+      <w:r>
+        <w:rPr>
+          <w:b w:val="0"/>
+          <w:sz w:val="21"/>
+        </w:rPr>
+        <w:t>automatica opcional, apagada de fabrica (</w:t>
+      </w:r>
+      <w:r>
+        <w:rPr>
+          <w:rFonts w:ascii="Consolas" w:hAnsi="Consolas"/>
+          <w:sz w:val="21"/>
+        </w:rPr>
+        <w:t>A-15</w:t>
+      </w:r>
+      <w:r>
+        <w:rPr>
+          <w:b w:val="0"/>
+          <w:sz w:val="21"/>
+        </w:rPr>
+        <w:t xml:space="preserve">, </w:t>
+      </w:r>
+      <w:r>
+        <w:rPr>
+          <w:rFonts w:ascii="Consolas" w:hAnsi="Consolas"/>
+          <w:sz w:val="21"/>
+        </w:rPr>
+        <w:t>D-43</w:t>
+      </w:r>
+      <w:r>
+        <w:rPr>
+          <w:b w:val="0"/>
+          <w:sz w:val="21"/>
+        </w:rPr>
+        <w:t xml:space="preserve">, SPEC 2 §7.ter); esto </w:t>
       </w:r>
       <w:r>
         <w:rPr>
@@ -3841,7 +5215,19 @@
           <w:b w:val="0"/>
           <w:sz w:val="21"/>
         </w:rPr>
-        <w:t xml:space="preserve"> un modo que ya estaba puesto.</w:t>
+        <w:t xml:space="preserve"> un modo que ya estaba</w:t>
+      </w:r>
+    </w:p>
+    <w:p>
+      <w:pPr>
+        <w:spacing w:after="120"/>
+      </w:pPr>
+      <w:r>
+        <w:rPr>
+          <w:b w:val="0"/>
+          <w:sz w:val="21"/>
+        </w:rPr>
+        <w:t>puesto.</w:t>
       </w:r>
     </w:p>
     <w:p>
@@ -4317,7 +5703,35 @@
           <w:b w:val="0"/>
           <w:sz w:val="21"/>
         </w:rPr>
-        <w:t xml:space="preserve"> y accion de cambio a ambar. </w:t>
+        <w:t xml:space="preserve"> y accion </w:t>
+      </w:r>
+      <w:r>
+        <w:rPr>
+          <w:rFonts w:ascii="Consolas" w:hAnsi="Consolas"/>
+          <w:sz w:val="21"/>
+        </w:rPr>
+        <w:t>CAMBIO_A_ROJO</w:t>
+      </w:r>
+      <w:r>
+        <w:rPr>
+          <w:b w:val="0"/>
+          <w:sz w:val="21"/>
+        </w:rPr>
+        <w:t xml:space="preserve"> (</w:t>
+      </w:r>
+      <w:r>
+        <w:rPr>
+          <w:rFonts w:ascii="Consolas" w:hAnsi="Consolas"/>
+          <w:sz w:val="21"/>
+        </w:rPr>
+        <w:t>D-38</w:t>
+      </w:r>
+      <w:r>
+        <w:rPr>
+          <w:b w:val="0"/>
+          <w:sz w:val="21"/>
+        </w:rPr>
+        <w:t xml:space="preserve">). </w:t>
       </w:r>
       <w:r>
         <w:rPr>
@@ -4348,7 +5762,68 @@
           <w:b w:val="0"/>
           <w:sz w:val="21"/>
         </w:rPr>
-        <w:t>cable por algo que hizo el.</w:t>
+        <w:t xml:space="preserve">cable por algo que hizo el. </w:t>
+      </w:r>
+      <w:r>
+        <w:rPr>
+          <w:b/>
+          <w:sz w:val="21"/>
+        </w:rPr>
+        <w:t>La cuarta, la del rojo fijo</w:t>
+      </w:r>
+      <w:r>
+        <w:rPr>
+          <w:b w:val="0"/>
+          <w:sz w:val="21"/>
+        </w:rPr>
+        <w:t xml:space="preserve"> (§5): </w:t>
+      </w:r>
+      <w:r>
+        <w:rPr>
+          <w:rFonts w:ascii="Consolas" w:hAnsi="Consolas"/>
+          <w:sz w:val="21"/>
+        </w:rPr>
+        <w:t>$ALARM DEGRADADO</w:t>
+      </w:r>
+      <w:r>
+        <w:rPr>
+          <w:b w:val="0"/>
+          <w:sz w:val="21"/>
+        </w:rPr>
+        <w:t xml:space="preserve"> con causa</w:t>
+      </w:r>
+    </w:p>
+    <w:p>
+      <w:pPr>
+        <w:spacing w:after="120"/>
+      </w:pPr>
+      <w:r>
+        <w:rPr>
+          <w:rFonts w:ascii="Consolas" w:hAnsi="Consolas"/>
+          <w:sz w:val="21"/>
+        </w:rPr>
+        <w:t>ROJO_SIN_HORA</w:t>
+      </w:r>
+      <w:r>
+        <w:rPr>
+          <w:b w:val="0"/>
+          <w:sz w:val="21"/>
+        </w:rPr>
+        <w:t xml:space="preserve"> y accion </w:t>
+      </w:r>
+      <w:r>
+        <w:rPr>
+          <w:rFonts w:ascii="Consolas" w:hAnsi="Consolas"/>
+          <w:sz w:val="21"/>
+        </w:rPr>
+        <w:t>ROJO_FIJO</w:t>
+      </w:r>
+      <w:r>
+        <w:rPr>
+          <w:b w:val="0"/>
+          <w:sz w:val="21"/>
+        </w:rPr>
+        <w:t>, de las dos puntas, sin esa condicion y repetida mientras dure.</w:t>
       </w:r>
     </w:p>
     <w:p>
@@ -4977,6 +6452,184 @@
           </w:p>
         </w:tc>
       </w:tr>
+      <w:tr>
+        <w:tc>
+          <w:tcPr>
+            <w:tcW w:type="dxa" w:w="3120"/>
+          </w:tcPr>
+          <w:p>
+            <w:r/>
+            <w:r>
+              <w:rPr>
+                <w:b/>
+                <w:sz w:val="19"/>
+              </w:rPr>
+              <w:t>`D-38`</w:t>
+            </w:r>
+            <w:r>
+              <w:rPr>
+                <w:b w:val="0"/>
+                <w:sz w:val="19"/>
+              </w:rPr>
+              <w:t xml:space="preserve"> (30/09)</w:t>
+            </w:r>
+          </w:p>
+        </w:tc>
+        <w:tc>
+          <w:tcPr>
+            <w:tcW w:type="dxa" w:w="3120"/>
+          </w:tcPr>
+          <w:p>
+            <w:r/>
+            <w:r>
+              <w:rPr>
+                <w:b w:val="0"/>
+                <w:sz w:val="19"/>
+              </w:rPr>
+              <w:t xml:space="preserve">en Degradado, la punta que pierde la hora fiable pasa a </w:t>
+            </w:r>
+            <w:r>
+              <w:rPr>
+                <w:b/>
+                <w:sz w:val="19"/>
+              </w:rPr>
+              <w:t>rojo fijo</w:t>
+            </w:r>
+            <w:r>
+              <w:rPr>
+                <w:b w:val="0"/>
+                <w:sz w:val="19"/>
+              </w:rPr>
+              <w:t xml:space="preserve"> (§5)</w:t>
+            </w:r>
+          </w:p>
+        </w:tc>
+        <w:tc>
+          <w:tcPr>
+            <w:tcW w:type="dxa" w:w="3120"/>
+          </w:tcPr>
+          <w:p>
+            <w:r/>
+            <w:r>
+              <w:rPr>
+                <w:b w:val="0"/>
+                <w:sz w:val="19"/>
+              </w:rPr>
+              <w:t xml:space="preserve">de </w:t>
+            </w:r>
+            <w:r>
+              <w:rPr>
+                <w:rFonts w:ascii="Consolas" w:hAnsi="Consolas"/>
+                <w:sz w:val="19"/>
+              </w:rPr>
+              <w:t>D-21</w:t>
+            </w:r>
+            <w:r>
+              <w:rPr>
+                <w:b w:val="0"/>
+                <w:sz w:val="19"/>
+              </w:rPr>
+              <w:t xml:space="preserve"> (1), el ambar, solo dentro del Degradado</w:t>
+            </w:r>
+          </w:p>
+        </w:tc>
+      </w:tr>
+      <w:tr>
+        <w:tc>
+          <w:tcPr>
+            <w:tcW w:type="dxa" w:w="3120"/>
+          </w:tcPr>
+          <w:p>
+            <w:r/>
+            <w:r>
+              <w:rPr>
+                <w:b/>
+                <w:sz w:val="19"/>
+              </w:rPr>
+              <w:t>`D-47`</w:t>
+            </w:r>
+            <w:r>
+              <w:rPr>
+                <w:b w:val="0"/>
+                <w:sz w:val="19"/>
+              </w:rPr>
+              <w:t xml:space="preserve">, </w:t>
+            </w:r>
+            <w:r>
+              <w:rPr>
+                <w:b/>
+                <w:sz w:val="19"/>
+              </w:rPr>
+              <w:t>`D-49`</w:t>
+            </w:r>
+            <w:r>
+              <w:rPr>
+                <w:b w:val="0"/>
+                <w:sz w:val="19"/>
+              </w:rPr>
+              <w:t xml:space="preserve"> (02/10)</w:t>
+            </w:r>
+          </w:p>
+        </w:tc>
+        <w:tc>
+          <w:tcPr>
+            <w:tcW w:type="dxa" w:w="3120"/>
+          </w:tcPr>
+          <w:p>
+            <w:r/>
+            <w:r>
+              <w:rPr>
+                <w:b w:val="0"/>
+                <w:sz w:val="19"/>
+              </w:rPr>
+              <w:t xml:space="preserve">el rojo fijo sobrevive a un corte y alcanza al reloj congelado; </w:t>
+            </w:r>
+            <w:r>
+              <w:rPr>
+                <w:b/>
+                <w:sz w:val="19"/>
+              </w:rPr>
+              <w:t>construidas en `cda33df`, sin banco</w:t>
+            </w:r>
+            <w:r>
+              <w:rPr>
+                <w:b w:val="0"/>
+                <w:sz w:val="19"/>
+              </w:rPr>
+              <w:t xml:space="preserve"> (§5)</w:t>
+            </w:r>
+          </w:p>
+        </w:tc>
+        <w:tc>
+          <w:tcPr>
+            <w:tcW w:type="dxa" w:w="3120"/>
+          </w:tcPr>
+          <w:p>
+            <w:r/>
+            <w:r>
+              <w:rPr>
+                <w:b w:val="0"/>
+                <w:sz w:val="19"/>
+              </w:rPr>
+              <w:t xml:space="preserve">de </w:t>
+            </w:r>
+            <w:r>
+              <w:rPr>
+                <w:rFonts w:ascii="Consolas" w:hAnsi="Consolas"/>
+                <w:sz w:val="19"/>
+              </w:rPr>
+              <w:t>D-38</w:t>
+            </w:r>
+            <w:r>
+              <w:rPr>
+                <w:b w:val="0"/>
+                <w:sz w:val="19"/>
+              </w:rPr>
+              <w:t>, la excepcion implicita del reloj que no cuenta</w:t>
+            </w:r>
+          </w:p>
+        </w:tc>
+      </w:tr>
     </w:tbl>
     <w:p>
       <w:pPr>
@@ -4992,7 +6645,7 @@
           <w:b/>
           <w:sz w:val="21"/>
         </w:rPr>
-        <w:t>No hay contradiccion viva entre las cinco.</w:t>
+        <w:t>No hay contradiccion viva entre ellas.</w:t>
       </w:r>
       <w:r>
         <w:rPr>
@@ -5539,7 +7192,21 @@
           <w:b w:val="0"/>
           <w:sz w:val="21"/>
         </w:rPr>
-        <w:t>del Degradado rechaza por falta de hora y el bucle va a ambar (Maestro) o se rinde (Esclavo). Con base</w:t>
+        <w:t>del Degradado rechaza por falta de hora y el bucle pasa a rojo fijo en las dos (</w:t>
+      </w:r>
+      <w:r>
+        <w:rPr>
+          <w:rFonts w:ascii="Consolas" w:hAnsi="Consolas"/>
+          <w:sz w:val="21"/>
+        </w:rPr>
+        <w:t>D-38</w:t>
+      </w:r>
+      <w:r>
+        <w:rPr>
+          <w:b w:val="0"/>
+          <w:sz w:val="21"/>
+        </w:rPr>
+        <w:t>, §5). Con base</w:t>
       </w:r>
     </w:p>
     <w:p>
@@ -5794,7 +7461,21 @@
           <w:b w:val="0"/>
           <w:sz w:val="21"/>
         </w:rPr>
-        <w:t xml:space="preserve"> no tiene llamador en el Maestro y no existe en el Esclavo; sigue</w:t>
+        <w:t xml:space="preserve"> salio con </w:t>
+      </w:r>
+      <w:r>
+        <w:rPr>
+          <w:rFonts w:ascii="Consolas" w:hAnsi="Consolas"/>
+          <w:sz w:val="21"/>
+        </w:rPr>
+        <w:t>D-44</w:t>
+      </w:r>
+      <w:r>
+        <w:rPr>
+          <w:b w:val="0"/>
+          <w:sz w:val="21"/>
+        </w:rPr>
+        <w:t xml:space="preserve"> (no tenia llamador); el veredicto del cristal es solo</w:t>
       </w:r>
     </w:p>
     <w:p>
@@ -5803,10 +7484,17 @@
       </w:pPr>
       <w:r>
         <w:rPr>
-          <w:b w:val="0"/>
-          <w:sz w:val="21"/>
-        </w:rPr>
-        <w:t>contestando solo «arranco».</w:t>
+          <w:rFonts w:ascii="Consolas" w:hAnsi="Consolas"/>
+          <w:sz w:val="21"/>
+        </w:rPr>
+        <w:t>reloj_estadoCristal()</w:t>
+      </w:r>
+      <w:r>
+        <w:rPr>
+          <w:b w:val="0"/>
+          <w:sz w:val="21"/>
+        </w:rPr>
+        <w:t>.</w:t>
       </w:r>
     </w:p>
     <w:p>
@@ -5952,7 +7640,61 @@
           <w:b w:val="0"/>
           <w:sz w:val="21"/>
         </w:rPr>
-        <w:t>el rotulo del plazo (que hace el tecnico con cada una: SPEC 6 PARTE C).</w:t>
+        <w:t xml:space="preserve">el rotulo del plazo (que hace el tecnico con cada una: SPEC 6 PARTE C). Desde </w:t>
+      </w:r>
+      <w:r>
+        <w:rPr>
+          <w:rFonts w:ascii="Consolas" w:hAnsi="Consolas"/>
+          <w:sz w:val="21"/>
+        </w:rPr>
+        <w:t>D-49</w:t>
+      </w:r>
+      <w:r>
+        <w:rPr>
+          <w:b w:val="0"/>
+          <w:sz w:val="21"/>
+        </w:rPr>
+        <w:t xml:space="preserve"> (</w:t>
+      </w:r>
+      <w:r>
+        <w:rPr>
+          <w:rFonts w:ascii="Consolas" w:hAnsi="Consolas"/>
+          <w:sz w:val="21"/>
+        </w:rPr>
+        <w:t>cda33df</w:t>
+      </w:r>
+      <w:r>
+        <w:rPr>
+          <w:b w:val="0"/>
+          <w:sz w:val="21"/>
+        </w:rPr>
+        <w:t>) la primera</w:t>
+      </w:r>
+    </w:p>
+    <w:p>
+      <w:pPr>
+        <w:spacing w:after="120"/>
+      </w:pPr>
+      <w:r>
+        <w:rPr>
+          <w:b w:val="0"/>
+          <w:sz w:val="21"/>
+        </w:rPr>
+        <w:t>causa ya no cae a ambar sino a ROJO FIJO (</w:t>
+      </w:r>
+      <w:r>
+        <w:rPr>
+          <w:rFonts w:ascii="Consolas" w:hAnsi="Consolas"/>
+          <w:sz w:val="21"/>
+        </w:rPr>
+        <w:t>ACCION:CAMBIO_A_ROJO</w:t>
+      </w:r>
+      <w:r>
+        <w:rPr>
+          <w:b w:val="0"/>
+          <w:sz w:val="21"/>
+        </w:rPr>
+        <w:t>, §5); las otras dos siguen en ambar.</w:t>
       </w:r>
     </w:p>
     <w:p>
@@ -6273,21 +8015,21 @@
           <w:b w:val="0"/>
           <w:sz w:val="21"/>
         </w:rPr>
-        <w:t xml:space="preserve">detras de «¿hay hora?», que en la rama sin base ya es falso. </w:t>
-      </w:r>
-      <w:r>
-        <w:rPr>
-          <w:b/>
-          <w:sz w:val="21"/>
-        </w:rPr>
-        <w:t>Un tecnico que se conecta despues</w:t>
-      </w:r>
-      <w:r>
-        <w:rPr>
-          <w:b w:val="0"/>
-          <w:sz w:val="21"/>
-        </w:rPr>
-        <w:t>, o un</w:t>
+        <w:t xml:space="preserve">detras de «¿hay hora?», que en la rama sin base ya es falso. Desde </w:t>
+      </w:r>
+      <w:r>
+        <w:rPr>
+          <w:rFonts w:ascii="Consolas" w:hAnsi="Consolas"/>
+          <w:sz w:val="21"/>
+        </w:rPr>
+        <w:t>D-38</w:t>
+      </w:r>
+      <w:r>
+        <w:rPr>
+          <w:b w:val="0"/>
+          <w:sz w:val="21"/>
+        </w:rPr>
+        <w:t xml:space="preserve"> las dos puntas publican el rojo fijo</w:t>
       </w:r>
     </w:p>
     <w:p>
@@ -6299,7 +8041,47 @@
           <w:b w:val="0"/>
           <w:sz w:val="21"/>
         </w:rPr>
-        <w:t>Esclavo, siguen dando el ambar sin su causa. *(Medido por ausencia; ninguna fila lo ordena todavia.)*</w:t>
+        <w:t>(</w:t>
+      </w:r>
+      <w:r>
+        <w:rPr>
+          <w:rFonts w:ascii="Consolas" w:hAnsi="Consolas"/>
+          <w:sz w:val="21"/>
+        </w:rPr>
+        <w:t>ROJO_SIN_HORA</w:t>
+      </w:r>
+      <w:r>
+        <w:rPr>
+          <w:b w:val="0"/>
+          <w:sz w:val="21"/>
+        </w:rPr>
+        <w:t xml:space="preserve">, repetido), pero esa alarma dice «perdio la hora», </w:t>
+      </w:r>
+      <w:r>
+        <w:rPr>
+          <w:b/>
+          <w:sz w:val="21"/>
+        </w:rPr>
+        <w:t>no</w:t>
+      </w:r>
+      <w:r>
+        <w:rPr>
+          <w:b w:val="0"/>
+          <w:sz w:val="21"/>
+        </w:rPr>
+        <w:t xml:space="preserve"> «el cristal no cuenta».</w:t>
+      </w:r>
+    </w:p>
+    <w:p>
+      <w:pPr>
+        <w:spacing w:after="120"/>
+      </w:pPr>
+      <w:r>
+        <w:rPr>
+          <w:b w:val="0"/>
+          <w:sz w:val="21"/>
+        </w:rPr>
+        <w:t>*(Medido por ausencia; ninguna fila lo ordena todavia.)*</w:t>
       </w:r>
     </w:p>
     <w:p>
@@ -6543,7 +8325,59 @@
           <w:b w:val="0"/>
           <w:sz w:val="21"/>
         </w:rPr>
-        <w:t>que queda es el parte periodico de sincronizacion con su vencido. Las dos puntas no avisan igual de la misma caida.</w:t>
+        <w:t>que queda es el parte periodico de sincronizacion con su vencido. Con el cristal CONGELADO ya no se rinde: va</w:t>
+      </w:r>
+    </w:p>
+    <w:p>
+      <w:pPr>
+        <w:spacing w:after="120"/>
+      </w:pPr>
+      <w:r>
+        <w:rPr>
+          <w:b w:val="0"/>
+          <w:sz w:val="21"/>
+        </w:rPr>
+        <w:t>al rojo fijo (</w:t>
+      </w:r>
+      <w:r>
+        <w:rPr>
+          <w:rFonts w:ascii="Consolas" w:hAnsi="Consolas"/>
+          <w:sz w:val="21"/>
+        </w:rPr>
+        <w:t>D-49</w:t>
+      </w:r>
+      <w:r>
+        <w:rPr>
+          <w:b w:val="0"/>
+          <w:sz w:val="21"/>
+        </w:rPr>
+        <w:t xml:space="preserve">, §5) con la alarma </w:t>
+      </w:r>
+      <w:r>
+        <w:rPr>
+          <w:rFonts w:ascii="Consolas" w:hAnsi="Consolas"/>
+          <w:sz w:val="21"/>
+        </w:rPr>
+        <w:t>ROJO_SIN_HORA</w:t>
+      </w:r>
+      <w:r>
+        <w:rPr>
+          <w:b w:val="0"/>
+          <w:sz w:val="21"/>
+        </w:rPr>
+        <w:t>, que tampoco nombra el cristal. Las dos puntas no avisan</w:t>
+      </w:r>
+    </w:p>
+    <w:p>
+      <w:pPr>
+        <w:spacing w:after="120"/>
+      </w:pPr>
+      <w:r>
+        <w:rPr>
+          <w:b w:val="0"/>
+          <w:sz w:val="21"/>
+        </w:rPr>
+        <w:t>igual de la misma caida.</w:t>
       </w:r>
     </w:p>
     <w:p>
@@ -6557,7 +8391,7 @@
           <w:b/>
           <w:sz w:val="21"/>
         </w:rPr>
-        <w:t>La app no traduce `$ALARM DEGRADADO`:</w:t>
+        <w:t>La app no traduce las tres causas del limite:</w:t>
       </w:r>
       <w:r>
         <w:rPr>
@@ -6578,7 +8412,21 @@
           <w:b w:val="0"/>
           <w:sz w:val="21"/>
         </w:rPr>
-        <w:t xml:space="preserve"> no tiene ninguna entrada con ese evento, asi que</w:t>
+        <w:t xml:space="preserve"> solo tiene, de </w:t>
+      </w:r>
+      <w:r>
+        <w:rPr>
+          <w:rFonts w:ascii="Consolas" w:hAnsi="Consolas"/>
+          <w:sz w:val="21"/>
+        </w:rPr>
+        <w:t>$ALARM DEGRADADO</w:t>
+      </w:r>
+      <w:r>
+        <w:rPr>
+          <w:b w:val="0"/>
+          <w:sz w:val="21"/>
+        </w:rPr>
+        <w:t>, la de</w:t>
       </w:r>
     </w:p>
     <w:p>
@@ -6587,10 +8435,17 @@
       </w:pPr>
       <w:r>
         <w:rPr>
-          <w:b w:val="0"/>
-          <w:sz w:val="21"/>
-        </w:rPr>
-        <w:t>las tres causas se pintan en crudo (SPEC 4 §7, hueco 11).</w:t>
+          <w:rFonts w:ascii="Consolas" w:hAnsi="Consolas"/>
+          <w:sz w:val="21"/>
+        </w:rPr>
+        <w:t>ROJO_SIN_HORA</w:t>
+      </w:r>
+      <w:r>
+        <w:rPr>
+          <w:b w:val="0"/>
+          <w:sz w:val="21"/>
+        </w:rPr>
+        <w:t>; las otras tres se pintan en crudo (SPEC 4 §7, hueco 11).</w:t>
       </w:r>
     </w:p>
     <w:p>
@@ -7411,21 +9266,21 @@
           <w:b w:val="0"/>
           <w:sz w:val="21"/>
         </w:rPr>
-        <w:t xml:space="preserve">El relevo de fuente y el plazo nuevo estan </w:t>
-      </w:r>
-      <w:r>
-        <w:rPr>
-          <w:b/>
-          <w:sz w:val="21"/>
-        </w:rPr>
-        <w:t>fusionados en `main` y SIN BANCO</w:t>
-      </w:r>
-      <w:r>
-        <w:rPr>
-          <w:b w:val="0"/>
-          <w:sz w:val="21"/>
-        </w:rPr>
-        <w:t>: lo que hay son packs y</w:t>
+        <w:t xml:space="preserve">El relevo de fuente, el plazo nuevo, el rojo fijo de §5 y el RTC sin libreria de §6 estan **en </w:t>
+      </w:r>
+      <w:r>
+        <w:rPr>
+          <w:rFonts w:ascii="Consolas" w:hAnsi="Consolas"/>
+          <w:sz w:val="21"/>
+        </w:rPr>
+        <w:t>main</w:t>
+      </w:r>
+      <w:r>
+        <w:rPr>
+          <w:b w:val="0"/>
+          <w:sz w:val="21"/>
+        </w:rPr>
+        <w:t xml:space="preserve"> y SIN</w:t>
       </w:r>
     </w:p>
     <w:p>
@@ -7437,14 +9292,7 @@
           <w:b w:val="0"/>
           <w:sz w:val="21"/>
         </w:rPr>
-        <w:t xml:space="preserve">arneses de PC, y </w:t>
-      </w:r>
-      <w:r>
-        <w:rPr>
-          <w:b/>
-          <w:sz w:val="21"/>
-        </w:rPr>
-        <w:t>un verde de la compuerta no dice que el firmware funcione en la tarjeta</w:t>
+        <w:t>BANCO**: lo que hay son packs y</w:t>
       </w:r>
     </w:p>
     <w:p>
@@ -7456,21 +9304,14 @@
           <w:b w:val="0"/>
           <w:sz w:val="21"/>
         </w:rPr>
-        <w:t>(</w:t>
-      </w:r>
-      <w:r>
-        <w:rPr>
-          <w:rFonts w:ascii="Consolas" w:hAnsi="Consolas"/>
-          <w:sz w:val="21"/>
-        </w:rPr>
-        <w:t>CLAUDE.md</w:t>
-      </w:r>
-      <w:r>
-        <w:rPr>
-          <w:b w:val="0"/>
-          <w:sz w:val="21"/>
-        </w:rPr>
-        <w:t xml:space="preserve"> §0.3). La unica medida tomada sobre el aparato real —la cinta del Sisga— es justamente la</w:t>
+        <w:t xml:space="preserve">arneses de PC, y </w:t>
+      </w:r>
+      <w:r>
+        <w:rPr>
+          <w:b/>
+          <w:sz w:val="21"/>
+        </w:rPr>
+        <w:t>un verde de la compuerta no dice que el firmware funcione en la tarjeta</w:t>
       </w:r>
     </w:p>
     <w:p>
@@ -7482,6 +9323,32 @@
           <w:b w:val="0"/>
           <w:sz w:val="21"/>
         </w:rPr>
+        <w:t>(</w:t>
+      </w:r>
+      <w:r>
+        <w:rPr>
+          <w:rFonts w:ascii="Consolas" w:hAnsi="Consolas"/>
+          <w:sz w:val="21"/>
+        </w:rPr>
+        <w:t>CLAUDE.md</w:t>
+      </w:r>
+      <w:r>
+        <w:rPr>
+          <w:b w:val="0"/>
+          <w:sz w:val="21"/>
+        </w:rPr>
+        <w:t xml:space="preserve"> §0.3). La unica medida tomada sobre el aparato real —la cinta del Sisga— es justamente la</w:t>
+      </w:r>
+    </w:p>
+    <w:p>
+      <w:pPr>
+        <w:spacing w:after="120"/>
+      </w:pPr>
+      <w:r>
+        <w:rPr>
+          <w:b w:val="0"/>
+          <w:sz w:val="21"/>
+        </w:rPr>
         <w:t xml:space="preserve">que destapo </w:t>
       </w:r>
       <w:r>
@@ -7497,6 +9364,245 @@
           <w:sz w:val="21"/>
         </w:rPr>
         <w:t>, y su deteccion tampoco ha visto una tarjeta.</w:t>
+      </w:r>
+    </w:p>
+    <w:p>
+      <w:pPr>
+        <w:spacing w:before="200" w:after="120"/>
+      </w:pPr>
+      <w:r>
+        <w:rPr>
+          <w:b/>
+          <w:color w:val="003366"/>
+          <w:sz w:val="23"/>
+        </w:rPr>
+        <w:t>H-7 El Degradado sin testigo no reanudaba en una tarjeta con mas de un dia de contador</w:t>
+      </w:r>
+    </w:p>
+    <w:p>
+      <w:pPr>
+        <w:spacing w:after="120"/>
+      </w:pPr>
+      <w:r>
+        <w:rPr>
+          <w:b w:val="0"/>
+          <w:sz w:val="21"/>
+        </w:rPr>
+        <w:t xml:space="preserve">Cerrado por construccion con </w:t>
+      </w:r>
+      <w:r>
+        <w:rPr>
+          <w:rFonts w:ascii="Consolas" w:hAnsi="Consolas"/>
+          <w:sz w:val="21"/>
+        </w:rPr>
+        <w:t>N-172</w:t>
+      </w:r>
+      <w:r>
+        <w:rPr>
+          <w:b w:val="0"/>
+          <w:sz w:val="21"/>
+        </w:rPr>
+        <w:t xml:space="preserve"> (sin banco): el pliegue del contador lo hacia la libreria al leer la hora, y el</w:t>
+      </w:r>
+    </w:p>
+    <w:p>
+      <w:pPr>
+        <w:spacing w:after="120"/>
+      </w:pPr>
+      <w:r>
+        <w:rPr>
+          <w:b w:val="0"/>
+          <w:sz w:val="21"/>
+        </w:rPr>
+        <w:t>firmware ya no la usa. Ejercido en el arnes del Degradado (bloque G: G0 y G9) con el modelo del periferico,</w:t>
+      </w:r>
+    </w:p>
+    <w:p>
+      <w:pPr>
+        <w:spacing w:after="120"/>
+      </w:pPr>
+      <w:r>
+        <w:rPr>
+          <w:rFonts w:ascii="Consolas" w:hAnsi="Consolas"/>
+          <w:sz w:val="21"/>
+        </w:rPr>
+        <w:t>reloj_real/rtc_periferico.cpp</w:t>
+      </w:r>
+      <w:r>
+        <w:rPr>
+          <w:b w:val="0"/>
+          <w:sz w:val="21"/>
+        </w:rPr>
+        <w:t xml:space="preserve"> y </w:t>
+      </w:r>
+      <w:r>
+        <w:rPr>
+          <w:rFonts w:ascii="Consolas" w:hAnsi="Consolas"/>
+          <w:sz w:val="21"/>
+        </w:rPr>
+        <w:t>stm32f1xx_hal.h</w:t>
+      </w:r>
+      <w:r>
+        <w:rPr>
+          <w:b w:val="0"/>
+          <w:sz w:val="21"/>
+        </w:rPr>
+        <w:t xml:space="preserve">. </w:t>
+      </w:r>
+      <w:r>
+        <w:rPr>
+          <w:b/>
+          <w:sz w:val="21"/>
+        </w:rPr>
+        <w:t>`reloj_real/STM32RTC.h`, el modelo de la libreria, ya no existe</w:t>
+      </w:r>
+    </w:p>
+    <w:p>
+      <w:pPr>
+        <w:spacing w:after="120"/>
+      </w:pPr>
+      <w:r>
+        <w:rPr>
+          <w:b w:val="0"/>
+          <w:sz w:val="21"/>
+        </w:rPr>
+        <w:t xml:space="preserve">(se borro con </w:t>
+      </w:r>
+      <w:r>
+        <w:rPr>
+          <w:rFonts w:ascii="Consolas" w:hAnsi="Consolas"/>
+          <w:sz w:val="21"/>
+        </w:rPr>
+        <w:t>N-172</w:t>
+      </w:r>
+      <w:r>
+        <w:rPr>
+          <w:b w:val="0"/>
+          <w:sz w:val="21"/>
+        </w:rPr>
+        <w:t xml:space="preserve">): </w:t>
+      </w:r>
+      <w:r>
+        <w:rPr>
+          <w:b/>
+          <w:sz w:val="21"/>
+        </w:rPr>
+        <w:t>G9 ya no puede verse en rojo sobre el firmware anterior</w:t>
+      </w:r>
+      <w:r>
+        <w:rPr>
+          <w:b w:val="0"/>
+          <w:sz w:val="21"/>
+        </w:rPr>
+        <w:t>, asi que su rojo habria que</w:t>
+      </w:r>
+    </w:p>
+    <w:p>
+      <w:pPr>
+        <w:spacing w:after="120"/>
+      </w:pPr>
+      <w:r>
+        <w:rPr>
+          <w:b w:val="0"/>
+          <w:sz w:val="21"/>
+        </w:rPr>
+        <w:t xml:space="preserve">reponerlo con un defecto inyectado en </w:t>
+      </w:r>
+      <w:r>
+        <w:rPr>
+          <w:rFonts w:ascii="Consolas" w:hAnsi="Consolas"/>
+          <w:sz w:val="21"/>
+        </w:rPr>
+        <w:t>reloj.cpp</w:t>
+      </w:r>
+      <w:r>
+        <w:rPr>
+          <w:b w:val="0"/>
+          <w:sz w:val="21"/>
+        </w:rPr>
+        <w:t xml:space="preserve">. Citan todavia la libreria que no esta: </w:t>
+      </w:r>
+      <w:r>
+        <w:rPr>
+          <w:rFonts w:ascii="Consolas" w:hAnsi="Consolas"/>
+          <w:sz w:val="21"/>
+        </w:rPr>
+        <w:t>rtc_periferico.cpp</w:t>
+      </w:r>
+      <w:r>
+        <w:rPr>
+          <w:b w:val="0"/>
+          <w:sz w:val="21"/>
+        </w:rPr>
+        <w:t xml:space="preserve"> (lineas</w:t>
+      </w:r>
+    </w:p>
+    <w:p>
+      <w:pPr>
+        <w:spacing w:after="120"/>
+      </w:pPr>
+      <w:r>
+        <w:rPr>
+          <w:b w:val="0"/>
+          <w:sz w:val="21"/>
+        </w:rPr>
+        <w:t xml:space="preserve">5 y 115), </w:t>
+      </w:r>
+      <w:r>
+        <w:rPr>
+          <w:rFonts w:ascii="Consolas" w:hAnsi="Consolas"/>
+          <w:sz w:val="21"/>
+        </w:rPr>
+        <w:t>Maestro/src/reloj.cpp</w:t>
+      </w:r>
+      <w:r>
+        <w:rPr>
+          <w:b w:val="0"/>
+          <w:sz w:val="21"/>
+        </w:rPr>
+        <w:t xml:space="preserve"> (cabecera), los dos </w:t>
+      </w:r>
+      <w:r>
+        <w:rPr>
+          <w:rFonts w:ascii="Consolas" w:hAnsi="Consolas"/>
+          <w:sz w:val="21"/>
+        </w:rPr>
+        <w:t>reloj.h</w:t>
+      </w:r>
+      <w:r>
+        <w:rPr>
+          <w:b w:val="0"/>
+          <w:sz w:val="21"/>
+        </w:rPr>
+        <w:t xml:space="preserve"> y los packs </w:t>
+      </w:r>
+      <w:r>
+        <w:rPr>
+          <w:rFonts w:ascii="Consolas" w:hAnsi="Consolas"/>
+          <w:sz w:val="21"/>
+        </w:rPr>
+        <w:t>reloj_02</w:t>
+      </w:r>
+      <w:r>
+        <w:rPr>
+          <w:b w:val="0"/>
+          <w:sz w:val="21"/>
+        </w:rPr>
+        <w:t xml:space="preserve"> y </w:t>
+      </w:r>
+      <w:r>
+        <w:rPr>
+          <w:rFonts w:ascii="Consolas" w:hAnsi="Consolas"/>
+          <w:sz w:val="21"/>
+        </w:rPr>
+        <w:t>reloj_03</w:t>
+      </w:r>
+      <w:r>
+        <w:rPr>
+          <w:b w:val="0"/>
+          <w:sz w:val="21"/>
+        </w:rPr>
+        <w:t xml:space="preserve"> (arquitecto, 04/10).</w:t>
       </w:r>
     </w:p>
     <w:p>
